--- a/doku/SEMBLA_Handbuch.docx
+++ b/doku/SEMBLA_Handbuch.docx
@@ -16604,50 +16604,60 @@
           <w:b/>
           <w:bCs/>
         </w:rPr>
-        <w:t xml:space="preserve">Die Verteilung ist bewusst einfach und ausdrücklich keine Statik:</w:t>
-      </w:r>
-      <w:r>
-        <w:t xml:space="preserve"> </w:t>
-      </w:r>
-      <w:r>
-        <w:rPr>
-          <w:b/>
-          <w:bCs/>
-        </w:rPr>
-        <w:t xml:space="preserve">ein</w:t>
-      </w:r>
-      <w:r>
-        <w:t xml:space="preserve"> Anschlusspunkt je </w:t>
-      </w:r>
-      <w:r>
-        <w:rPr>
-          <w:b/>
-          <w:bCs/>
-        </w:rPr>
-        <w:t xml:space="preserve">angefangenem Meter Wandlänge</w:t>
-      </w:r>
-      <w:r>
-        <w:t xml:space="preserve">, </w:t>
-      </w:r>
-      <w:r>
-        <w:rPr>
-          <w:b/>
-          <w:bCs/>
-        </w:rPr>
-        <w:t xml:space="preserve">mindestens einer</w:t>
-      </w:r>
-      <w:r>
-        <w:t xml:space="preserve"> – auch eine Wand unter einem Meter trägt einen Punkt. Maßgebend ist die </w:t>
-      </w:r>
-      <w:r>
-        <w:rPr>
-          <w:b/>
-          <w:bCs/>
-        </w:rPr>
-        <w:t xml:space="preserve">volle Wandlänge</w:t>
-      </w:r>
-      <w:r>
-        <w:t xml:space="preserve">; </w:t>
+        <w:t xml:space="preserve">Die Verteilung ist bewusst einfach und ausdrücklich keine Statik</w:t>
+      </w:r>
+      <w:r>
+        <w:t xml:space="preserve"> (Fassung vom </w:t>
+      </w:r>
+      <w:r>
+        <w:rPr>
+          <w:b/>
+          <w:bCs/>
+        </w:rPr>
+        <w:t xml:space="preserve">2026-09-14</w:t>
+      </w:r>
+      <w:r>
+        <w:t xml:space="preserve">, Issue #124): die </w:t>
+      </w:r>
+      <w:r>
+        <w:rPr>
+          <w:b/>
+          <w:bCs/>
+        </w:rPr>
+        <w:t xml:space="preserve">erste und die letzte Spannachse</w:t>
+      </w:r>
+      <w:r>
+        <w:t xml:space="preserve"> der Wand tragen </w:t>
+      </w:r>
+      <w:r>
+        <w:rPr>
+          <w:b/>
+          <w:bCs/>
+        </w:rPr>
+        <w:t xml:space="preserve">immer</w:t>
+      </w:r>
+      <w:r>
+        <w:t xml:space="preserve"> einen Deckenanschluss, und zwischen zwei </w:t>
+      </w:r>
+      <w:r>
+        <w:rPr>
+          <w:b/>
+          <w:bCs/>
+        </w:rPr>
+        <w:t xml:space="preserve">benachbarten</w:t>
+      </w:r>
+      <w:r>
+        <w:t xml:space="preserve"> Deckenanschlüssen liegen </w:t>
+      </w:r>
+      <w:r>
+        <w:rPr>
+          <w:b/>
+          <w:bCs/>
+        </w:rPr>
+        <w:t xml:space="preserve">höchstens 1125 mm</w:t>
+      </w:r>
+      <w:r>
+        <w:t xml:space="preserve"> (neun Rasterfelder). </w:t>
       </w:r>
       <w:r>
         <w:rPr>
@@ -16694,100 +16704,40 @@
           <w:b/>
           <w:bCs/>
         </w:rPr>
-        <w:t xml:space="preserve">Gewählt wird deterministisch:</w:t>
-      </w:r>
-      <w:r>
-        <w:t xml:space="preserve"> gibt es </w:t>
-      </w:r>
-      <w:r>
-        <w:rPr>
-          <w:b/>
-          <w:bCs/>
-        </w:rPr>
-        <w:t xml:space="preserve">höchstens so viele</w:t>
-      </w:r>
-      <w:r>
-        <w:t xml:space="preserve"> Spannachsen wie Zielpunkte, werden </w:t>
-      </w:r>
-      <w:r>
-        <w:rPr>
-          <w:b/>
-          <w:bCs/>
-        </w:rPr>
-        <w:t xml:space="preserve">alle</w:t>
-      </w:r>
-      <w:r>
-        <w:t xml:space="preserve"> genommen und </w:t>
-      </w:r>
-      <w:r>
-        <w:rPr>
-          <w:b/>
-          <w:bCs/>
-        </w:rPr>
-        <w:t xml:space="preserve">nichts</w:t>
-      </w:r>
-      <w:r>
-        <w:t xml:space="preserve"> aufgefüllt. Sonst werden </w:t>
-      </w:r>
-      <w:r>
-        <w:rPr>
-          <w:b/>
-          <w:bCs/>
-        </w:rPr>
-        <w:t xml:space="preserve">erste und letzte</w:t>
-      </w:r>
-      <w:r>
-        <w:t xml:space="preserve"> Achse gesetzt und die übrigen Punkte </w:t>
-      </w:r>
-      <w:r>
-        <w:rPr>
-          <w:b/>
-          <w:bCs/>
-        </w:rPr>
-        <w:t xml:space="preserve">gleichmäßig über die Achsenliste</w:t>
-      </w:r>
-      <w:r>
-        <w:t xml:space="preserve"> verteilt – gezählt wird in </w:t>
-      </w:r>
-      <w:r>
-        <w:rPr>
-          <w:b/>
-          <w:bCs/>
-        </w:rPr>
-        <w:t xml:space="preserve">Achsen</w:t>
-      </w:r>
-      <w:r>
-        <w:t xml:space="preserve">, nicht in Millimetern, gerundet kaufmännisch </w:t>
-      </w:r>
-      <w:r>
-        <w:rPr>
-          <w:b/>
-          <w:bCs/>
-        </w:rPr>
-        <w:t xml:space="preserve">zur geraden Zahl</w:t>
-      </w:r>
-      <w:r>
-        <w:t xml:space="preserve"> wie im ganzen Rechenkern. Bei genau </w:t>
-      </w:r>
-      <w:r>
-        <w:rPr>
-          <w:b/>
-          <w:bCs/>
-        </w:rPr>
-        <w:t xml:space="preserve">einem</w:t>
-      </w:r>
-      <w:r>
-        <w:t xml:space="preserve"> Punkt gilt ausgesprochen die </w:t>
-      </w:r>
-      <w:r>
-        <w:rPr>
-          <w:b/>
-          <w:bCs/>
-        </w:rPr>
-        <w:t xml:space="preserve">erste</w:t>
-      </w:r>
-      <w:r>
-        <w:t xml:space="preserve"> Achse, statt eine Mitte zu erfinden. Die Rechnung ist eine </w:t>
+        <w:t xml:space="preserve">Gewählt wird deterministisch und mit der kleinstmöglichen Punktzahl:</w:t>
+      </w:r>
+      <w:r>
+        <w:t xml:space="preserve"> von links nach rechts wird jeweils die </w:t>
+      </w:r>
+      <w:r>
+        <w:rPr>
+          <w:b/>
+          <w:bCs/>
+        </w:rPr>
+        <w:t xml:space="preserve">entfernteste</w:t>
+      </w:r>
+      <w:r>
+        <w:t xml:space="preserve"> Spannachse gesetzt, die von der zuletzt gesetzten aus noch innerhalb von 1125 mm liegt, zuletzt zwingend die letzte Achse. Eine Wand mit nur </w:t>
+      </w:r>
+      <w:r>
+        <w:rPr>
+          <w:b/>
+          <w:bCs/>
+        </w:rPr>
+        <w:t xml:space="preserve">einer</w:t>
+      </w:r>
+      <w:r>
+        <w:t xml:space="preserve"> Spannachse trägt genau </w:t>
+      </w:r>
+      <w:r>
+        <w:rPr>
+          <w:b/>
+          <w:bCs/>
+        </w:rPr>
+        <w:t xml:space="preserve">einen</w:t>
+      </w:r>
+      <w:r>
+        <w:t xml:space="preserve"> Punkt. Die Rechnung ist eine </w:t>
       </w:r>
       <w:r>
         <w:rPr>
@@ -16818,6 +16768,56 @@
       </w:r>
       <w:r>
         <w:t xml:space="preserve">. – </w:t>
+      </w:r>
+      <w:r>
+        <w:rPr>
+          <w:b/>
+          <w:bCs/>
+        </w:rPr>
+        <w:t xml:space="preserve">Liegen schon die Spannachsen selbst weiter als 1125 mm auseinander, ist die Vorgabe dort unerfüllbar:</w:t>
+      </w:r>
+      <w:r>
+        <w:t xml:space="preserve"> gesetzt wird dann die nächste vorhandene Achse, und die Überschreitung wird </w:t>
+      </w:r>
+      <w:r>
+        <w:rPr>
+          <w:b/>
+          <w:bCs/>
+        </w:rPr>
+        <w:t xml:space="preserve">sichtbar benannt</w:t>
+      </w:r>
+      <w:r>
+        <w:t xml:space="preserve"> (validation.deckenanschluss_luecken, mit beiden Achsen und dem Abstand) – </w:t>
+      </w:r>
+      <w:r>
+        <w:rPr>
+          <w:b/>
+          <w:bCs/>
+        </w:rPr>
+        <w:t xml:space="preserve">nie</w:t>
+      </w:r>
+      <w:r>
+        <w:t xml:space="preserve"> eine Achse erfunden und </w:t>
+      </w:r>
+      <w:r>
+        <w:rPr>
+          <w:b/>
+          <w:bCs/>
+        </w:rPr>
+        <w:t xml:space="preserve">nie</w:t>
+      </w:r>
+      <w:r>
+        <w:t xml:space="preserve"> still kaschiert (</w:t>
+      </w:r>
+      <w:r>
+        <w:rPr>
+          <w:b/>
+          <w:bCs/>
+        </w:rPr>
+        <w:t xml:space="preserve">[P-9]</w:t>
+      </w:r>
+      <w:r>
+        <w:t xml:space="preserve">). Kein Baubarkeitsausschluss. – </w:t>
       </w:r>
       <w:r>
         <w:rPr>
@@ -17379,7 +17379,17 @@
         <w:spacing w:after="120" w:before="80"/>
       </w:pPr>
       <w:r>
-        <w:t xml:space="preserve">Herkunft [A-26]/[A-27]: Issue #95, zweites Arbeitspaket, mit der fachlichen Präzisierung vom 2026-09-08 – ein Deckenanschluss je Meter Wandlänge, End-/Randachsen zählen mit, bewusst ohne Statik – und der Festlegung desselben Tages, dass jede Spannachse Kandidat ist und die Staffelung keine eigene Anschlussebene bekommt. Mit [P-24] war bis dahin nur die Baugruppe angelegt: der Rechenkern kannte die Einbaustelle nicht, die Baugruppe blieb darum ausdrücklich unaufgelöst, und eine Anzahl ließ sich nirgends gewinnen. Nicht Gegenstand des zweiten Pakets waren die Darstellung des Symbols in Wandansicht und Zeichnung ([D-4]/[D-10], #97) – die Griffe des Editiermodus sind eine Bedienhilfe und nur bei aktivem Modus vorhanden – und die Stücklistenmenge samt der nach [P-24] nötigen Verrechnung mit der Baugruppe „Wandabschluss“; beides ist mit dem dritten Arbeitspaket zu #95 nachgezogen. Ebenso bewusst nicht: ein Verankerungs- oder Winkelnachweis; Modul 3 bleibt unverändert.</w:t>
+        <w:t xml:space="preserve">Herkunft [A-26]/[A-27]: Issue #95, zweites Arbeitspaket, mit der fachlichen Präzisierung vom 2026-09-08 – bewusst ohne Statik – und der Festlegung desselben Tages, dass jede Spannachse Kandidat ist und die Staffelung keine eigene Anschlussebene bekommt. Die </w:t>
+      </w:r>
+      <w:r>
+        <w:rPr>
+          <w:b/>
+          <w:bCs/>
+        </w:rPr>
+        <w:t xml:space="preserve">Verteilregel selbst trägt seit Issue #124 die Fassung vom 2026-09-14</w:t>
+      </w:r>
+      <w:r>
+        <w:t xml:space="preserve">: Anfangs- und Endachse immer, dazwischen höchstens 1125 mm Abstand – sie ersetzt die ursprüngliche Fassung „ein Deckenanschluss je angefangenem Meter Wandlänge, gleichmäßig über die Achsenliste“. [A-27] ist davon unberührt: ein Override sperrt die Verteilung weiterhin vollständig, und die 1125-mm-Meldung gilt ausdrücklich nur dem Auto-Pfad – die gesetzte Liste ist die Entscheidung des Planers. Mit [P-24] war bis dahin nur die Baugruppe angelegt: der Rechenkern kannte die Einbaustelle nicht, die Baugruppe blieb darum ausdrücklich unaufgelöst, und eine Anzahl ließ sich nirgends gewinnen. Nicht Gegenstand des zweiten Pakets waren die Darstellung des Symbols in Wandansicht und Zeichnung ([D-4]/[D-10], #97) – die Griffe des Editiermodus sind eine Bedienhilfe und nur bei aktivem Modus vorhanden – und die Stücklistenmenge samt der nach [P-24] nötigen Verrechnung mit der Baugruppe „Wandabschluss“; beides ist mit dem dritten Arbeitspaket zu #95 nachgezogen. Ebenso bewusst nicht: ein Verankerungs- oder Winkelnachweis; Modul 3 bleibt unverändert.</w:t>
       </w:r>
     </w:p>
     <w:p>

--- a/doku/SEMBLA_Handbuch.docx
+++ b/doku/SEMBLA_Handbuch.docx
@@ -9331,7 +9331,57 @@
         <w:t xml:space="preserve">Einbauteil-Kennzeichnung der Gewindestangenstücke ([P-19]):</w:t>
       </w:r>
       <w:r>
-        <w:t xml:space="preserve"> Jedes Stück trägt eine deterministische Einbauteil-ID nach dem Schema GS-k&lt;Spannachse&gt;.&lt;Segment von unten&gt;.&lt;Stück von unten&gt;, dazu Kategorie, Art (Standardteil / Sonderzuschnitt / Reststück), Fertigmaß und die Wandreferenz. Gleichartige Fertigteile stehen im Baustellenarbeitsblatt als </w:t>
+        <w:t xml:space="preserve"> Jedes Stück trägt eine deterministische Einbauteil-ID nach dem Schema GS-k&lt;Spannachse&gt;.&lt;Segment von unten&gt;.&lt;Stück von unten&gt;, dazu Kategorie, Teileart, Fertigmaß und die Wandreferenz. Die </w:t>
+      </w:r>
+      <w:r>
+        <w:rPr>
+          <w:b/>
+          <w:bCs/>
+        </w:rPr>
+        <w:t xml:space="preserve">Teileart</w:t>
+      </w:r>
+      <w:r>
+        <w:t xml:space="preserve"> kennt genau drei Werte (Entscheid 2026-09-14): </w:t>
+      </w:r>
+      <w:r>
+        <w:rPr>
+          <w:b/>
+          <w:bCs/>
+        </w:rPr>
+        <w:t xml:space="preserve">Sonderteil</w:t>
+      </w:r>
+      <w:r>
+        <w:t xml:space="preserve"> (Sonderzuschnitt mit Fertigmaß), </w:t>
+      </w:r>
+      <w:r>
+        <w:rPr>
+          <w:b/>
+          <w:bCs/>
+        </w:rPr>
+        <w:t xml:space="preserve">Normteil</w:t>
+      </w:r>
+      <w:r>
+        <w:t xml:space="preserve"> (das nach [P-14] aufgelöste Katalogprodukt trägt ein gefülltes Norm-Feld) und </w:t>
+      </w:r>
+      <w:r>
+        <w:rPr>
+          <w:b/>
+          <w:bCs/>
+        </w:rPr>
+        <w:t xml:space="preserve">Standardteil</w:t>
+      </w:r>
+      <w:r>
+        <w:t xml:space="preserve"> (alles Übrige). Das Reststück am oberen Wandabschluss ([Z-6]) ist </w:t>
+      </w:r>
+      <w:r>
+        <w:rPr>
+          <w:b/>
+          <w:bCs/>
+        </w:rPr>
+        <w:t xml:space="preserve">keine eigene Teileart</w:t>
+      </w:r>
+      <w:r>
+        <w:t xml:space="preserve">: es ist ein Standardteil aus dem Bauteilkatalog (eigene Rolle rod_rest) und bleibt nur als eigene Position mit eigenem Fertigmaß unterscheidbar. Ohne aufgelöstes Produkt und ohne Stückart bleibt die Teileart leer – es wird keine geraten. Gleichartige Fertigteile stehen im Baustellenarbeitsblatt als </w:t>
       </w:r>
       <w:r>
         <w:rPr>
@@ -9599,17 +9649,7 @@
         <w:t xml:space="preserve">derselben</w:t>
       </w:r>
       <w:r>
-        <w:t xml:space="preserve"> Positionskennung wie die manuelle Menge, wird wandbezogen unter eingaben.kosten gespeichert und ausschließlich in Modul 4 geschrieben; das Wandelement bleibt unberührt. Zulässig ist eine einzeilige Angabe bis 200 Zeichen – ein anderer Wert wird benannt abgewiesen und nie gekürzt. Leeren entfernt genau diesen einen Kommentar. Ein Kommentar, der zu keiner gerechneten Position mehr passt, und ein unzulässig gespeicherter Wert werden namentlich gemeldet, nicht angewandt und weder gelöscht noch umgehängt. Auf den Mengenebenen über der Wand erscheint er nicht, weil eine Zeile dort für mehrere Wände steht; das Blatt sagt es. In den Exportdateien steht er derzeit </w:t>
-      </w:r>
-      <w:r>
-        <w:rPr>
-          <w:b/>
-          <w:bCs/>
-        </w:rPr>
-        <w:t xml:space="preserve">nicht</w:t>
-      </w:r>
-      <w:r>
-        <w:t xml:space="preserve"> – ob er dorthin gehört, ist offen und wird nicht vorweggenommen.</w:t>
+        <w:t xml:space="preserve"> Positionskennung wie die manuelle Menge, wird wandbezogen unter eingaben.kosten gespeichert und ausschließlich in Modul 4 geschrieben; das Wandelement bleibt unberührt. Zulässig ist eine einzeilige Angabe bis 200 Zeichen – ein anderer Wert wird benannt abgewiesen und nie gekürzt. Leeren entfernt genau diesen einen Kommentar. Ein Kommentar, der zu keiner gerechneten Position mehr passt, und ein unzulässig gespeicherter Wert werden namentlich gemeldet, nicht angewandt und weder gelöscht noch umgehängt. Auf den Mengenebenen über der Wand erscheint er nicht, weil eine Zeile dort für mehrere Wände steht; das Blatt sagt es. In den Exportdateien steht er auf genau der Ebene, auf der er erfasst wurde: die Baustellenstückliste der Wandebene führt ihn als angehängte letzte Spalte (in beiden Mengenfassungen wortgleich); die Gesamtstücklisten der Geschoss-, Gebäude- und Projektebene führen die Spalte im gleichen Format, aber stets leer – dort steht eine Zeile für mehrere Wände, und zusammengeführt wird nichts.</w:t>
       </w:r>
     </w:p>
     <w:p>

--- a/doku/SEMBLA_Handbuch.docx
+++ b/doku/SEMBLA_Handbuch.docx
@@ -21084,7 +21084,7 @@
         <w:t xml:space="preserve">weder gelöscht noch umgehängt</w:t>
       </w:r>
       <w:r>
-        <w:t xml:space="preserve"> – genau wie bei der Menge. Ob der Kommentar zusätzlich in den </w:t>
+        <w:t xml:space="preserve"> – genau wie bei der Menge. In den </w:t>
       </w:r>
       <w:r>
         <w:rPr>
@@ -21094,27 +21094,37 @@
         <w:t xml:space="preserve">Exportdateien</w:t>
       </w:r>
       <w:r>
-        <w:t xml:space="preserve"> erscheint, ist </w:t>
-      </w:r>
-      <w:r>
-        <w:rPr>
-          <w:b/>
-          <w:bCs/>
-        </w:rPr>
-        <w:t xml:space="preserve">nicht entschieden</w:t>
-      </w:r>
-      <w:r>
-        <w:t xml:space="preserve"> und wird deshalb </w:t>
-      </w:r>
-      <w:r>
-        <w:rPr>
-          <w:b/>
-          <w:bCs/>
-        </w:rPr>
-        <w:t xml:space="preserve">nicht behauptet</w:t>
-      </w:r>
-      <w:r>
-        <w:t xml:space="preserve">: er steht dort derzeit nicht. Weitere übersteuerbare Felder – Bezeichnung, Einheit, Fertigmaß, Preis und Einbauteil-ID – bleiben ausdrücklich </w:t>
+        <w:t xml:space="preserve"> steht der Kommentar auf genau der Ebene, auf der er erfasst wurde: die Baustellenstückliste der </w:t>
+      </w:r>
+      <w:r>
+        <w:rPr>
+          <w:b/>
+          <w:bCs/>
+        </w:rPr>
+        <w:t xml:space="preserve">Wandebene</w:t>
+      </w:r>
+      <w:r>
+        <w:t xml:space="preserve"> führt ihn als angehängte letzte Spalte (in beiden Mengenfassungen wortgleich); die </w:t>
+      </w:r>
+      <w:r>
+        <w:rPr>
+          <w:b/>
+          <w:bCs/>
+        </w:rPr>
+        <w:t xml:space="preserve">Gesamtstücklisten</w:t>
+      </w:r>
+      <w:r>
+        <w:t xml:space="preserve"> führen die Spalte im gleichen Format, aber stets </w:t>
+      </w:r>
+      <w:r>
+        <w:rPr>
+          <w:b/>
+          <w:bCs/>
+        </w:rPr>
+        <w:t xml:space="preserve">leer</w:t>
+      </w:r>
+      <w:r>
+        <w:t xml:space="preserve"> – dort steht eine Zeile für mehrere Wände, und zusammengeführt wird nichts (Entscheid 2026-09-14). Weitere übersteuerbare Felder – Bezeichnung, Einheit, Fertigmaß, Preis und Einbauteil-ID – bleiben ausdrücklich </w:t>
       </w:r>
       <w:r>
         <w:rPr>
@@ -21436,7 +21446,37 @@
         <w:t xml:space="preserve">keine</w:t>
       </w:r>
       <w:r>
-        <w:t xml:space="preserve"> Summe. Die bestehenden Aussagen zur Menge – Bindung, Wertprüfung, Rücknahme, Meldung nicht zuordenbarer Einträge, Fassungswahl im Export – bleiben unverändert. Ob der Kommentar zusätzlich in die </w:t>
+        <w:t xml:space="preserve"> Summe. Die bestehenden Aussagen zur Menge – Bindung, Wertprüfung, Rücknahme, Meldung nicht zuordenbarer Einträge, Fassungswahl im Export – bleiben unverändert. </w:t>
+      </w:r>
+      <w:r>
+        <w:rPr>
+          <w:b/>
+          <w:bCs/>
+        </w:rPr>
+        <w:t xml:space="preserve">Weitere</w:t>
+      </w:r>
+      <w:r>
+        <w:t xml:space="preserve"> übersteuerbare Felder bleiben ausgeschlossen. Es entsteht </w:t>
+      </w:r>
+      <w:r>
+        <w:rPr>
+          <w:b/>
+          <w:bCs/>
+        </w:rPr>
+        <w:t xml:space="preserve">keine neue Regel-ID</w:t>
+      </w:r>
+      <w:r>
+        <w:t xml:space="preserve"> und kein Schema-, Projekt-, Mappen- oder Katalogformatsprung. </w:t>
+      </w:r>
+      <w:r>
+        <w:rPr>
+          <w:b/>
+          <w:bCs/>
+        </w:rPr>
+        <w:t xml:space="preserve">Nachtrag 4 (Bearbeitung 2026-09-14, Issue #126):</w:t>
+      </w:r>
+      <w:r>
+        <w:t xml:space="preserve"> Der Kommentar steht jetzt in den </w:t>
       </w:r>
       <w:r>
         <w:rPr>
@@ -21446,37 +21486,27 @@
         <w:t xml:space="preserve">Exportdateien</w:t>
       </w:r>
       <w:r>
-        <w:t xml:space="preserve"> gehört, ist </w:t>
-      </w:r>
-      <w:r>
-        <w:rPr>
-          <w:b/>
-          <w:bCs/>
-        </w:rPr>
-        <w:t xml:space="preserve">nicht entschieden</w:t>
-      </w:r>
-      <w:r>
-        <w:t xml:space="preserve"> und bleibt offen; </w:t>
-      </w:r>
-      <w:r>
-        <w:rPr>
-          <w:b/>
-          <w:bCs/>
-        </w:rPr>
-        <w:t xml:space="preserve">weitere</w:t>
-      </w:r>
-      <w:r>
-        <w:t xml:space="preserve"> übersteuerbare Felder bleiben ausgeschlossen. Es entsteht </w:t>
-      </w:r>
-      <w:r>
-        <w:rPr>
-          <w:b/>
-          <w:bCs/>
-        </w:rPr>
-        <w:t xml:space="preserve">keine neue Regel-ID</w:t>
-      </w:r>
-      <w:r>
-        <w:t xml:space="preserve"> und kein Schema-, Projekt-, Mappen- oder Katalogformatsprung.</w:t>
+        <w:t xml:space="preserve"> – als angehängte letzte Spalte der Wanddatei, auf den Gesamtebenen als stets leere Spalte gleichen Formats. Zugleich entfielen die </w:t>
+      </w:r>
+      <w:r>
+        <w:rPr>
+          <w:b/>
+          <w:bCs/>
+        </w:rPr>
+        <w:t xml:space="preserve">Einbauteil-IDs</w:t>
+      </w:r>
+      <w:r>
+        <w:t xml:space="preserve"> in den Gesamtstückliste-Dateien (unlesbar bei vielen Wänden; vollständig bleiben sie in der Einzelteilliste der Wandebene und im Zeichnungsblatt), und die </w:t>
+      </w:r>
+      <w:r>
+        <w:rPr>
+          <w:b/>
+          <w:bCs/>
+        </w:rPr>
+        <w:t xml:space="preserve">Einkaufsliste</w:t>
+      </w:r>
+      <w:r>
+        <w:t xml:space="preserve"> je Katalogprodukt (#113) ist die maßgebliche Bestellunterlage: sie entsteht auf Wand-, Geschoss-, Gebäude- und Projektebene und trägt je Artikelzeile die Teileart.</w:t>
       </w:r>
     </w:p>
     <w:p>

--- a/doku/SEMBLA_Handbuch.docx
+++ b/doku/SEMBLA_Handbuch.docx
@@ -14851,7 +14851,157 @@
         <w:t xml:space="preserve">gezeichnete Stange</w:t>
       </w:r>
       <w:r>
-        <w:t xml:space="preserve"> beginnt weiterhin an der Steinunterkante; weil die Kopplungsmutter im </w:t>
+        <w:t xml:space="preserve"> begann dabei zunächst </w:t>
+      </w:r>
+      <w:r>
+        <w:rPr>
+          <w:b/>
+          <w:bCs/>
+        </w:rPr>
+        <w:t xml:space="preserve">weiterhin an der Steinunterkante</w:t>
+      </w:r>
+      <w:r>
+        <w:t xml:space="preserve">; der Fußoffset war ausdrücklich nur eine </w:t>
+      </w:r>
+      <w:r>
+        <w:rPr>
+          <w:b/>
+          <w:bCs/>
+        </w:rPr>
+        <w:t xml:space="preserve">Mengengröße</w:t>
+      </w:r>
+      <w:r>
+        <w:t xml:space="preserve"> und nicht Zeichengröße. Mit Issue #128 ist das </w:t>
+      </w:r>
+      <w:r>
+        <w:rPr>
+          <w:b/>
+          <w:bCs/>
+        </w:rPr>
+        <w:t xml:space="preserve">aufgehoben</w:t>
+      </w:r>
+      <w:r>
+        <w:t xml:space="preserve"> – die Rückmeldung aus der Planung war, dass die unterste Gewindestange sichtbar auf </w:t>
+      </w:r>
+      <w:r>
+        <w:rPr>
+          <w:b/>
+          <w:bCs/>
+        </w:rPr>
+        <w:t xml:space="preserve">halber Kopplungsmutterhöhe</w:t>
+      </w:r>
+      <w:r>
+        <w:t xml:space="preserve"> beginnen muss, weil das Blatt sonst eine Einbaulage zeigt, die es nicht gibt. Seither stapeln </w:t>
+      </w:r>
+      <w:r>
+        <w:rPr>
+          <w:b/>
+          <w:bCs/>
+        </w:rPr>
+        <w:t xml:space="preserve">auch die zeichnenden Leser ab dem realen Stangenbeginn</w:t>
+      </w:r>
+      <w:r>
+        <w:t xml:space="preserve">: Stangenstücke, Stöße und die Kopplungsmuttern an diesen Stößen wandern um </w:t>
+      </w:r>
+      <w:r>
+        <w:rPr>
+          <w:b/>
+          <w:bCs/>
+        </w:rPr>
+        <w:t xml:space="preserve">genau den Offset</w:t>
+      </w:r>
+      <w:r>
+        <w:t xml:space="preserve"> nach oben, während die </w:t>
+      </w:r>
+      <w:r>
+        <w:rPr>
+          <w:b/>
+          <w:bCs/>
+        </w:rPr>
+        <w:t xml:space="preserve">Anker am Fuß</w:t>
+      </w:r>
+      <w:r>
+        <w:t xml:space="preserve"> – Sechskantschraube, Bodenblech und die darauf </w:t>
+      </w:r>
+      <w:r>
+        <w:rPr>
+          <w:b/>
+          <w:bCs/>
+        </w:rPr>
+        <w:t xml:space="preserve">aufliegende</w:t>
+      </w:r>
+      <w:r>
+        <w:t xml:space="preserve"> Kopplungsmutter – </w:t>
+      </w:r>
+      <w:r>
+        <w:rPr>
+          <w:b/>
+          <w:bCs/>
+        </w:rPr>
+        <w:t xml:space="preserve">unverändert</w:t>
+      </w:r>
+      <w:r>
+        <w:t xml:space="preserve"> an ihrer Position bleiben; ebenso unverändert bleiben Steingeometrie, Bemaßung, Maßstab und alle </w:t>
+      </w:r>
+      <w:r>
+        <w:rPr>
+          <w:b/>
+          <w:bCs/>
+        </w:rPr>
+        <w:t xml:space="preserve">Mengen</w:t>
+      </w:r>
+      <w:r>
+        <w:t xml:space="preserve">, denn der Offset ist Einbaulage und kein Material. Der Fußoffset ist damit </w:t>
+      </w:r>
+      <w:r>
+        <w:rPr>
+          <w:b/>
+          <w:bCs/>
+        </w:rPr>
+        <w:t xml:space="preserve">Mengen- und Zeichengröße</w:t>
+      </w:r>
+      <w:r>
+        <w:t xml:space="preserve"> und stammt für beides aus </w:t>
+      </w:r>
+      <w:r>
+        <w:rPr>
+          <w:b/>
+          <w:bCs/>
+        </w:rPr>
+        <w:t xml:space="preserve">derselben einen Quelle</w:t>
+      </w:r>
+      <w:r>
+        <w:t xml:space="preserve"> (Verwendungsrolle Kopplungsmutter über prestress.rod_fuss_offset_mm, </w:t>
+      </w:r>
+      <w:r>
+        <w:rPr>
+          <w:b/>
+          <w:bCs/>
+        </w:rPr>
+        <w:t xml:space="preserve">[P-6]</w:t>
+      </w:r>
+      <w:r>
+        <w:t xml:space="preserve">); ohne geführtes Katalogmaß ist er </w:t>
+      </w:r>
+      <w:r>
+        <w:rPr>
+          <w:b/>
+          <w:bCs/>
+        </w:rPr>
+        <w:t xml:space="preserve">0</w:t>
+      </w:r>
+      <w:r>
+        <w:t xml:space="preserve">, und die Darstellung bleibt dann </w:t>
+      </w:r>
+      <w:r>
+        <w:rPr>
+          <w:b/>
+          <w:bCs/>
+        </w:rPr>
+        <w:t xml:space="preserve">bit-genau</w:t>
+      </w:r>
+      <w:r>
+        <w:t xml:space="preserve"> die bisherige. Weil die Kopplungsmutter im </w:t>
       </w:r>
       <w:r>
         <w:rPr>
@@ -14871,27 +15021,17 @@
         <w:t xml:space="preserve">[D-9]</w:t>
       </w:r>
       <w:r>
-        <w:t xml:space="preserve">), deckt sie deren untere Hälfte ab, und man sieht die Stange aus der Mutter austreten – die Teilung „je zur Hälfte“ ist damit auch gezeichnet, ohne den Stangenbeginn zu verschieben. Der Fußoffset bleibt eine </w:t>
-      </w:r>
-      <w:r>
-        <w:rPr>
-          <w:b/>
-          <w:bCs/>
-        </w:rPr>
-        <w:t xml:space="preserve">Mengengröße</w:t>
-      </w:r>
-      <w:r>
-        <w:t xml:space="preserve"> und wird </w:t>
-      </w:r>
-      <w:r>
-        <w:rPr>
-          <w:b/>
-          <w:bCs/>
-        </w:rPr>
-        <w:t xml:space="preserve">nicht</w:t>
-      </w:r>
-      <w:r>
-        <w:t xml:space="preserve"> zur Zeichengröße. Offen bleiben die realen Bauteilmaße von Kopplungsmutter und Spannplatte in der mitgelieferten Standardkatalog-Vorlage; das </w:t>
+        <w:t xml:space="preserve">), deckt sie die untere Hälfte des Stangenanfangs ab, und man sieht die Stange aus der Mutter austreten – die Teilung „je zur Hälfte“ ist damit gezeichnet </w:t>
+      </w:r>
+      <w:r>
+        <w:rPr>
+          <w:b/>
+          <w:bCs/>
+        </w:rPr>
+        <w:t xml:space="preserve">und</w:t>
+      </w:r>
+      <w:r>
+        <w:t xml:space="preserve"> gerechnet. Offen bleiben die realen Bauteilmaße von Kopplungsmutter und Spannplatte in der mitgelieferten Standardkatalog-Vorlage; das </w:t>
       </w:r>
       <w:r>
         <w:rPr>

--- a/doku/SEMBLA_Handbuch.docx
+++ b/doku/SEMBLA_Handbuch.docx
@@ -12467,7 +12467,7 @@
           <w:b/>
           <w:bCs/>
         </w:rPr>
-        <w:t xml:space="preserve">[G-16 · ZIEL – OFFEN]</w:t>
+        <w:t xml:space="preserve">[G-16]</w:t>
       </w:r>
       <w:r>
         <w:t xml:space="preserve"> </w:t>
@@ -12627,10 +12627,20 @@
           <w:b/>
           <w:bCs/>
         </w:rPr>
-        <w:t xml:space="preserve">nicht implementiert</w:t>
-      </w:r>
-      <w:r>
-        <w:t xml:space="preserve"> – Katalogrolle, Produktauswahl und Auflösung folgen in einem eigenen Paket.</w:t>
+        <w:t xml:space="preserve">umgesetzt</w:t>
+      </w:r>
+      <w:r>
+        <w:t xml:space="preserve"> (#136) – zwei wählbare Verwendungsrollen ausgl_i2/ausgl_i3, Maßbezug hoehe_mm gegen die reale Lagenhöhe, Auflösung nach </w:t>
+      </w:r>
+      <w:r>
+        <w:rPr>
+          <w:b/>
+          <w:bCs/>
+        </w:rPr>
+        <w:t xml:space="preserve">[P-14]</w:t>
+      </w:r>
+      <w:r>
+        <w:t xml:space="preserve">.</w:t>
       </w:r>
     </w:p>
     <w:p>
@@ -12647,7 +12657,7 @@
           <w:b/>
           <w:bCs/>
         </w:rPr>
-        <w:t xml:space="preserve">[G-17 · ZIEL – OFFEN]</w:t>
+        <w:t xml:space="preserve">[G-17]</w:t>
       </w:r>
       <w:r>
         <w:t xml:space="preserve"> </w:t>
@@ -12817,10 +12827,10 @@
           <w:b/>
           <w:bCs/>
         </w:rPr>
-        <w:t xml:space="preserve">nicht implementiert</w:t>
-      </w:r>
-      <w:r>
-        <w:t xml:space="preserve">.</w:t>
+        <w:t xml:space="preserve">umgesetzt</w:t>
+      </w:r>
+      <w:r>
+        <w:t xml:space="preserve"> (#136) – eigene, nicht wählbare und nicht bepreiste Rollen ausgl_i2_sonder/ausgl_i3_sonder nach dem Muster von rod_sonder.</w:t>
       </w:r>
     </w:p>
     <w:p>
@@ -12837,7 +12847,7 @@
           <w:b/>
           <w:bCs/>
         </w:rPr>
-        <w:t xml:space="preserve">[G-18 · ZIEL – OFFEN]</w:t>
+        <w:t xml:space="preserve">[G-18]</w:t>
       </w:r>
       <w:r>
         <w:t xml:space="preserve"> </w:t>
@@ -12987,10 +12997,10 @@
           <w:b/>
           <w:bCs/>
         </w:rPr>
-        <w:t xml:space="preserve">nicht implementiert</w:t>
-      </w:r>
-      <w:r>
-        <w:t xml:space="preserve">.</w:t>
+        <w:t xml:space="preserve">umgesetzt</w:t>
+      </w:r>
+      <w:r>
+        <w:t xml:space="preserve"> (#136) – je Steintyp ein Eintrag in validation.ausgleich_sonderzuschnitte mit realem Maß, Stückzahl und Wortlaut; derselbe Wortlaut steht in der Bezeichnung der Stücklistenposition.</w:t>
       </w:r>
     </w:p>
     <w:p>
@@ -13190,17 +13200,17 @@
         <w:t xml:space="preserve">im Rechenkern umgesetzt</w:t>
       </w:r>
       <w:r>
-        <w:t xml:space="preserve"> (alle Leser beziehen die Kanten aus courses[]); die von einer Ausgleichslage abweichenden </w:t>
-      </w:r>
-      <w:r>
-        <w:rPr>
-          <w:b/>
-          <w:bCs/>
-        </w:rPr>
-        <w:t xml:space="preserve">Mengen- und Darstellungsfolgen</w:t>
-      </w:r>
-      <w:r>
-        <w:t xml:space="preserve"> in [A-6], [P-19] und den Ausgaben sind mit </w:t>
+        <w:t xml:space="preserve"> (alle Leser beziehen die Kanten aus courses[]); die </w:t>
+      </w:r>
+      <w:r>
+        <w:rPr>
+          <w:b/>
+          <w:bCs/>
+        </w:rPr>
+        <w:t xml:space="preserve">Mengenfolgen</w:t>
+      </w:r>
+      <w:r>
+        <w:t xml:space="preserve"> in [A-6] und [P-19] sind mit </w:t>
       </w:r>
       <w:r>
         <w:rPr>
@@ -13220,17 +13230,27 @@
         <w:t xml:space="preserve">[G-18]</w:t>
       </w:r>
       <w:r>
-        <w:t xml:space="preserve"> als Zielregeln benannt und </w:t>
-      </w:r>
-      <w:r>
-        <w:rPr>
-          <w:b/>
-          <w:bCs/>
-        </w:rPr>
-        <w:t xml:space="preserve">noch nicht implementiert</w:t>
-      </w:r>
-      <w:r>
-        <w:t xml:space="preserve">.</w:t>
+        <w:t xml:space="preserve"> </w:t>
+      </w:r>
+      <w:r>
+        <w:rPr>
+          <w:b/>
+          <w:bCs/>
+        </w:rPr>
+        <w:t xml:space="preserve">umgesetzt</w:t>
+      </w:r>
+      <w:r>
+        <w:t xml:space="preserve"> (#136), die </w:t>
+      </w:r>
+      <w:r>
+        <w:rPr>
+          <w:b/>
+          <w:bCs/>
+        </w:rPr>
+        <w:t xml:space="preserve">Darstellungsfolgen</w:t>
+      </w:r>
+      <w:r>
+        <w:t xml:space="preserve"> in Wandansicht, technischer Zeichnung, 3D und IFC stehen noch aus.</w:t>
       </w:r>
     </w:p>
     <w:p>
@@ -13329,16 +13349,6 @@
           <w:b/>
           <w:bCs/>
         </w:rPr>
-        <w:t xml:space="preserve">Nicht</w:t>
-      </w:r>
-      <w:r>
-        <w:t xml:space="preserve"> umgesetzt und als Zielregel gekennzeichnet sind das </w:t>
-      </w:r>
-      <w:r>
-        <w:rPr>
-          <w:b/>
-          <w:bCs/>
-        </w:rPr>
         <w:t xml:space="preserve">Katalogprodukt</w:t>
       </w:r>
       <w:r>
@@ -13352,7 +13362,7 @@
         <w:t xml:space="preserve">[G-16]</w:t>
       </w:r>
       <w:r>
-        <w:t xml:space="preserve">), der </w:t>
+        <w:t xml:space="preserve">), </w:t>
       </w:r>
       <w:r>
         <w:rPr>
@@ -13372,7 +13382,7 @@
         <w:t xml:space="preserve">[G-17]</w:t>
       </w:r>
       <w:r>
-        <w:t xml:space="preserve">) und der </w:t>
+        <w:t xml:space="preserve">) und </w:t>
       </w:r>
       <w:r>
         <w:rPr>
@@ -13392,7 +13402,17 @@
         <w:t xml:space="preserve">[G-18]</w:t>
       </w:r>
       <w:r>
-        <w:t xml:space="preserve">); sie folgen in eigenen Paketen. Ausdrücklich </w:t>
+        <w:t xml:space="preserve">) sind mit dem Folgepaket zu #136 ebenfalls umgesetzt; offen bleibt allein die </w:t>
+      </w:r>
+      <w:r>
+        <w:rPr>
+          <w:b/>
+          <w:bCs/>
+        </w:rPr>
+        <w:t xml:space="preserve">Darstellung</w:t>
+      </w:r>
+      <w:r>
+        <w:t xml:space="preserve"> der Ausgleichslage in Wandansicht, technischer Zeichnung, 3D und IFC. Ausdrücklich </w:t>
       </w:r>
       <w:r>
         <w:rPr>
@@ -14528,27 +14548,7 @@
         <w:t xml:space="preserve">[P-6]</w:t>
       </w:r>
       <w:r>
-        <w:t xml:space="preserve">). *Die von einer Ausgleichslage abweichende Länge ist mit </w:t>
-      </w:r>
-      <w:r>
-        <w:rPr>
-          <w:b/>
-          <w:bCs/>
-        </w:rPr>
-        <w:t xml:space="preserve">[G-19]</w:t>
-      </w:r>
-      <w:r>
-        <w:t xml:space="preserve"> als Zielregel benannt und </w:t>
-      </w:r>
-      <w:r>
-        <w:rPr>
-          <w:b/>
-          <w:bCs/>
-        </w:rPr>
-        <w:t xml:space="preserve">noch nicht implementiert</w:t>
-      </w:r>
-      <w:r>
-        <w:t xml:space="preserve">; gerechnet wird derzeit unverändert mit der Regellagenhöhe.* Die Gesamtlänge steht in der BOM. Ob eine Wand überhaupt abgedichtet wird, ist ein </w:t>
+        <w:t xml:space="preserve">). *Gerechnet wird das seit #136 so: die BOM summiert je Lage Stoßfugen × reale Lagenhöhe.* Die Gesamtlänge steht in der BOM. Ob eine Wand überhaupt abgedichtet wird, ist ein </w:t>
       </w:r>
       <w:r>
         <w:rPr>
@@ -22365,17 +22365,7 @@
         <w:t xml:space="preserve">[G-17]</w:t>
       </w:r>
       <w:r>
-        <w:t xml:space="preserve"> als Zielregel benannt und </w:t>
-      </w:r>
-      <w:r>
-        <w:rPr>
-          <w:b/>
-          <w:bCs/>
-        </w:rPr>
-        <w:t xml:space="preserve">noch nicht implementiert</w:t>
-      </w:r>
-      <w:r>
-        <w:t xml:space="preserve">.* </w:t>
+        <w:t xml:space="preserve"> seit #136 umgesetzt.* </w:t>
       </w:r>
       <w:r>
         <w:rPr>

--- a/doku/SEMBLA_Handbuch.docx
+++ b/doku/SEMBLA_Handbuch.docx
@@ -19609,6 +19609,875 @@
           <w:b/>
           <w:bCs/>
         </w:rPr>
+        <w:t xml:space="preserve">[A-28 · MUSS]</w:t>
+      </w:r>
+      <w:r>
+        <w:t xml:space="preserve"> </w:t>
+      </w:r>
+      <w:r>
+        <w:rPr>
+          <w:b/>
+          <w:bCs/>
+        </w:rPr>
+        <w:t xml:space="preserve">Bodenblech-Aussparungen als manuell gewählte Rasterfelder.</w:t>
+      </w:r>
+      <w:r>
+        <w:t xml:space="preserve"> Eine Wand darf Bereiche </w:t>
+      </w:r>
+      <w:r>
+        <w:rPr>
+          <w:b/>
+          <w:bCs/>
+        </w:rPr>
+        <w:t xml:space="preserve">ohne Bodenblech</w:t>
+      </w:r>
+      <w:r>
+        <w:t xml:space="preserve"> führen. Ein </w:t>
+      </w:r>
+      <w:r>
+        <w:rPr>
+          <w:b/>
+          <w:bCs/>
+        </w:rPr>
+        <w:t xml:space="preserve">Aussparungseintrag bezeichnet genau ein vollständiges 125-mm-Rasterfeld</w:t>
+      </w:r>
+      <w:r>
+        <w:t xml:space="preserve"> – </w:t>
+      </w:r>
+      <w:r>
+        <w:rPr>
+          <w:b/>
+          <w:bCs/>
+        </w:rPr>
+        <w:t xml:space="preserve">einzelne, mehrere und benachbarte</w:t>
+      </w:r>
+      <w:r>
+        <w:t xml:space="preserve"> Felder sind zulässig, eine </w:t>
+      </w:r>
+      <w:r>
+        <w:rPr>
+          <w:b/>
+          <w:bCs/>
+        </w:rPr>
+        <w:t xml:space="preserve">freie millimetergenaue oder polygonale</w:t>
+      </w:r>
+      <w:r>
+        <w:t xml:space="preserve"> Geometrie ausdrücklich </w:t>
+      </w:r>
+      <w:r>
+        <w:rPr>
+          <w:b/>
+          <w:bCs/>
+        </w:rPr>
+        <w:t xml:space="preserve">nicht</w:t>
+      </w:r>
+      <w:r>
+        <w:t xml:space="preserve">. – </w:t>
+      </w:r>
+      <w:r>
+        <w:rPr>
+          <w:b/>
+          <w:bCs/>
+        </w:rPr>
+        <w:t xml:space="preserve">Gewählt wird ausschließlich von Hand</w:t>
+      </w:r>
+      <w:r>
+        <w:t xml:space="preserve"> (Modul 1): der Rechenkern </w:t>
+      </w:r>
+      <w:r>
+        <w:rPr>
+          <w:b/>
+          <w:bCs/>
+        </w:rPr>
+        <w:t xml:space="preserve">leitet keine Aussparung ab</w:t>
+      </w:r>
+      <w:r>
+        <w:t xml:space="preserve">, </w:t>
+      </w:r>
+      <w:r>
+        <w:rPr>
+          <w:b/>
+          <w:bCs/>
+        </w:rPr>
+        <w:t xml:space="preserve">wählt keine</w:t>
+      </w:r>
+      <w:r>
+        <w:t xml:space="preserve"> und </w:t>
+      </w:r>
+      <w:r>
+        <w:rPr>
+          <w:b/>
+          <w:bCs/>
+        </w:rPr>
+        <w:t xml:space="preserve">verschiebt keine</w:t>
+      </w:r>
+      <w:r>
+        <w:t xml:space="preserve">. – </w:t>
+      </w:r>
+      <w:r>
+        <w:rPr>
+          <w:b/>
+          <w:bCs/>
+        </w:rPr>
+        <w:t xml:space="preserve">Kanonisch geführt wird die Wahl als Planungseingabe am Wandelement</w:t>
+      </w:r>
+      <w:r>
+        <w:t xml:space="preserve"> im Vorspannblock (prestress.base_plate_aussparungen_grid) als </w:t>
+      </w:r>
+      <w:r>
+        <w:rPr>
+          <w:b/>
+          <w:bCs/>
+        </w:rPr>
+        <w:t xml:space="preserve">Rasterindizes</w:t>
+      </w:r>
+      <w:r>
+        <w:t xml:space="preserve"> – derselbe Ort, an dem schon der </w:t>
+      </w:r>
+      <w:r>
+        <w:rPr>
+          <w:b/>
+          <w:bCs/>
+        </w:rPr>
+        <w:t xml:space="preserve">Vorratssatz der Bodenblechlängen</w:t>
+      </w:r>
+      <w:r>
+        <w:t xml:space="preserve"> (</w:t>
+      </w:r>
+      <w:r>
+        <w:rPr>
+          <w:b/>
+          <w:bCs/>
+        </w:rPr>
+        <w:t xml:space="preserve">[A-10]</w:t>
+      </w:r>
+      <w:r>
+        <w:t xml:space="preserve">) und die übrigen Overrides stehen –, </w:t>
+      </w:r>
+      <w:r>
+        <w:rPr>
+          <w:b/>
+          <w:bCs/>
+        </w:rPr>
+        <w:t xml:space="preserve">nicht</w:t>
+      </w:r>
+      <w:r>
+        <w:t xml:space="preserve"> in eingaben, </w:t>
+      </w:r>
+      <w:r>
+        <w:rPr>
+          <w:b/>
+          <w:bCs/>
+        </w:rPr>
+        <w:t xml:space="preserve">nicht</w:t>
+      </w:r>
+      <w:r>
+        <w:t xml:space="preserve"> in der Projektmappe, </w:t>
+      </w:r>
+      <w:r>
+        <w:rPr>
+          <w:b/>
+          <w:bCs/>
+        </w:rPr>
+        <w:t xml:space="preserve">nicht</w:t>
+      </w:r>
+      <w:r>
+        <w:t xml:space="preserve"> im Katalog; im Projektformat ist das Feld </w:t>
+      </w:r>
+      <w:r>
+        <w:rPr>
+          <w:b/>
+          <w:bCs/>
+        </w:rPr>
+        <w:t xml:space="preserve">optional</w:t>
+      </w:r>
+      <w:r>
+        <w:t xml:space="preserve"> ⇒ </w:t>
+      </w:r>
+      <w:r>
+        <w:rPr>
+          <w:b/>
+          <w:bCs/>
+        </w:rPr>
+        <w:t xml:space="preserve">kein</w:t>
+      </w:r>
+      <w:r>
+        <w:t xml:space="preserve"> Formatsprung. Eine Wand </w:t>
+      </w:r>
+      <w:r>
+        <w:rPr>
+          <w:b/>
+          <w:bCs/>
+        </w:rPr>
+        <w:t xml:space="preserve">ohne</w:t>
+      </w:r>
+      <w:r>
+        <w:t xml:space="preserve"> Aussparungen bekommt </w:t>
+      </w:r>
+      <w:r>
+        <w:rPr>
+          <w:b/>
+          <w:bCs/>
+        </w:rPr>
+        <w:t xml:space="preserve">kein</w:t>
+      </w:r>
+      <w:r>
+        <w:t xml:space="preserve"> Feld, das es vorher nicht gab. – </w:t>
+      </w:r>
+      <w:r>
+        <w:rPr>
+          <w:b/>
+          <w:bCs/>
+        </w:rPr>
+        <w:t xml:space="preserve">Der Rechenkern normalisiert die Einträge deterministisch:</w:t>
+      </w:r>
+      <w:r>
+        <w:t xml:space="preserve"> dedupliziert, aufsteigend und </w:t>
+      </w:r>
+      <w:r>
+        <w:rPr>
+          <w:b/>
+          <w:bCs/>
+        </w:rPr>
+        <w:t xml:space="preserve">benachbarte Felder zu genau einem Intervall zusammengefasst</w:t>
+      </w:r>
+      <w:r>
+        <w:t xml:space="preserve">. Ergebnis sind </w:t>
+      </w:r>
+      <w:r>
+        <w:rPr>
+          <w:b/>
+          <w:bCs/>
+        </w:rPr>
+        <w:t xml:space="preserve">disjunkte, innerhalb der Wand liegende Intervalle</w:t>
+      </w:r>
+      <w:r>
+        <w:t xml:space="preserve">; belegte und ausgesparte Intervalle sind das </w:t>
+      </w:r>
+      <w:r>
+        <w:rPr>
+          <w:b/>
+          <w:bCs/>
+        </w:rPr>
+        <w:t xml:space="preserve">Komplement</w:t>
+      </w:r>
+      <w:r>
+        <w:t xml:space="preserve"> voneinander – </w:t>
+      </w:r>
+      <w:r>
+        <w:rPr>
+          <w:b/>
+          <w:bCs/>
+        </w:rPr>
+        <w:t xml:space="preserve">überdeckungsfrei</w:t>
+      </w:r>
+      <w:r>
+        <w:t xml:space="preserve">, in der Summe </w:t>
+      </w:r>
+      <w:r>
+        <w:rPr>
+          <w:b/>
+          <w:bCs/>
+        </w:rPr>
+        <w:t xml:space="preserve">exakt die Wandlänge</w:t>
+      </w:r>
+      <w:r>
+        <w:t xml:space="preserve"> und </w:t>
+      </w:r>
+      <w:r>
+        <w:rPr>
+          <w:b/>
+          <w:bCs/>
+        </w:rPr>
+        <w:t xml:space="preserve">unabhängig von der Eingabereihenfolge</w:t>
+      </w:r>
+      <w:r>
+        <w:t xml:space="preserve">. Die Lücken werden am Bodenblech </w:t>
+      </w:r>
+      <w:r>
+        <w:rPr>
+          <w:b/>
+          <w:bCs/>
+        </w:rPr>
+        <w:t xml:space="preserve">ausgewiesen</w:t>
+      </w:r>
+      <w:r>
+        <w:t xml:space="preserve"> (base_plate.aussparungen, je Lücke Rasterintervall, x-Intervall und Länge). Priorität: Eingabe-/Definitionsregel der Stufe 2 – sie ändert </w:t>
+      </w:r>
+      <w:r>
+        <w:rPr>
+          <w:b/>
+          <w:bCs/>
+        </w:rPr>
+        <w:t xml:space="preserve">keinen</w:t>
+      </w:r>
+      <w:r>
+        <w:t xml:space="preserve"> Steinverband, </w:t>
+      </w:r>
+      <w:r>
+        <w:rPr>
+          <w:b/>
+          <w:bCs/>
+        </w:rPr>
+        <w:t xml:space="preserve">keine</w:t>
+      </w:r>
+      <w:r>
+        <w:t xml:space="preserve"> Spannachse und </w:t>
+      </w:r>
+      <w:r>
+        <w:rPr>
+          <w:b/>
+          <w:bCs/>
+        </w:rPr>
+        <w:t xml:space="preserve">keinen</w:t>
+      </w:r>
+      <w:r>
+        <w:t xml:space="preserve"> Nachweis.</w:t>
+      </w:r>
+    </w:p>
+    <w:p>
+      <w:pPr>
+        <w:pStyle w:val="ListParagraph"/>
+        <w:numPr>
+          <w:ilvl w:val="0"/>
+          <w:numId w:val="2"/>
+        </w:numPr>
+        <w:spacing w:after="60"/>
+      </w:pPr>
+      <w:r>
+        <w:rPr>
+          <w:b/>
+          <w:bCs/>
+        </w:rPr>
+        <w:t xml:space="preserve">[A-29 · MUSS]</w:t>
+      </w:r>
+      <w:r>
+        <w:t xml:space="preserve"> </w:t>
+      </w:r>
+      <w:r>
+        <w:rPr>
+          <w:b/>
+          <w:bCs/>
+        </w:rPr>
+        <w:t xml:space="preserve">Jeder verbleibende Bereich wird unabhängig gesliced.</w:t>
+      </w:r>
+      <w:r>
+        <w:t xml:space="preserve"> Jeder zusammenhängende </w:t>
+      </w:r>
+      <w:r>
+        <w:rPr>
+          <w:b/>
+          <w:bCs/>
+        </w:rPr>
+        <w:t xml:space="preserve">belegte</w:t>
+      </w:r>
+      <w:r>
+        <w:t xml:space="preserve"> Bereich zwischen zwei Aussparungen (und zu den Wandenden hin) wird </w:t>
+      </w:r>
+      <w:r>
+        <w:rPr>
+          <w:b/>
+          <w:bCs/>
+        </w:rPr>
+        <w:t xml:space="preserve">für sich allein</w:t>
+      </w:r>
+      <w:r>
+        <w:t xml:space="preserve"> mit den bestehenden Bodenblechregeln </w:t>
+      </w:r>
+      <w:r>
+        <w:rPr>
+          <w:b/>
+          <w:bCs/>
+        </w:rPr>
+        <w:t xml:space="preserve">[A-10]</w:t>
+      </w:r>
+      <w:r>
+        <w:t xml:space="preserve">…</w:t>
+      </w:r>
+      <w:r>
+        <w:rPr>
+          <w:b/>
+          <w:bCs/>
+        </w:rPr>
+        <w:t xml:space="preserve">[A-12]</w:t>
+      </w:r>
+      <w:r>
+        <w:t xml:space="preserve"> in Standardteile und gekennzeichnete Sonderzuschnitte zerlegt. </w:t>
+      </w:r>
+      <w:r>
+        <w:rPr>
+          <w:b/>
+          <w:bCs/>
+        </w:rPr>
+        <w:t xml:space="preserve">Kein Bodenblechteil überbrückt eine Aussparung</w:t>
+      </w:r>
+      <w:r>
+        <w:t xml:space="preserve">, und </w:t>
+      </w:r>
+      <w:r>
+        <w:rPr>
+          <w:b/>
+          <w:bCs/>
+        </w:rPr>
+        <w:t xml:space="preserve">kein Teil reicht über sein Bereichsende hinaus</w:t>
+      </w:r>
+      <w:r>
+        <w:t xml:space="preserve">. – </w:t>
+      </w:r>
+      <w:r>
+        <w:rPr>
+          <w:b/>
+          <w:bCs/>
+        </w:rPr>
+        <w:t xml:space="preserve">Die Bereichsenden sind freie Blechenden und keine Blechstöße:</w:t>
+      </w:r>
+      <w:r>
+        <w:t xml:space="preserve"> die Stoßregel </w:t>
+      </w:r>
+      <w:r>
+        <w:rPr>
+          <w:b/>
+          <w:bCs/>
+        </w:rPr>
+        <w:t xml:space="preserve">[A-11]</w:t>
+      </w:r>
+      <w:r>
+        <w:t xml:space="preserve"> gilt innerhalb jedes Bereichs unverändert, greift an seinen Enden aber nicht – dort steht kein zweites Blech. Aus demselben Grund ist die Kante einer Aussparung </w:t>
+      </w:r>
+      <w:r>
+        <w:rPr>
+          <w:b/>
+          <w:bCs/>
+        </w:rPr>
+        <w:t xml:space="preserve">kein</w:t>
+      </w:r>
+      <w:r>
+        <w:t xml:space="preserve"> Bodenblech-Stoß im Sinne von </w:t>
+      </w:r>
+      <w:r>
+        <w:rPr>
+          <w:b/>
+          <w:bCs/>
+        </w:rPr>
+        <w:t xml:space="preserve">[A-21]</w:t>
+      </w:r>
+      <w:r>
+        <w:t xml:space="preserve"> und erzeugt dort </w:t>
+      </w:r>
+      <w:r>
+        <w:rPr>
+          <w:b/>
+          <w:bCs/>
+        </w:rPr>
+        <w:t xml:space="preserve">keinen</w:t>
+      </w:r>
+      <w:r>
+        <w:t xml:space="preserve"> Pflichtpunkt; die Verteilung der Ausgleichspunkte selbst bleibt </w:t>
+      </w:r>
+      <w:r>
+        <w:rPr>
+          <w:b/>
+          <w:bCs/>
+        </w:rPr>
+        <w:t xml:space="preserve">unverändert</w:t>
+      </w:r>
+      <w:r>
+        <w:t xml:space="preserve">. – </w:t>
+      </w:r>
+      <w:r>
+        <w:rPr>
+          <w:b/>
+          <w:bCs/>
+        </w:rPr>
+        <w:t xml:space="preserve">Ausgesparte Länge erzeugt weder Teile noch Mengen:</w:t>
+      </w:r>
+      <w:r>
+        <w:t xml:space="preserve"> das Bodenblech ist genau so lang wie die </w:t>
+      </w:r>
+      <w:r>
+        <w:rPr>
+          <w:b/>
+          <w:bCs/>
+        </w:rPr>
+        <w:t xml:space="preserve">Summe seiner belegten Bereiche</w:t>
+      </w:r>
+      <w:r>
+        <w:t xml:space="preserve"> (base_plate.laenge_mm), und nur die </w:t>
+      </w:r>
+      <w:r>
+        <w:rPr>
+          <w:b/>
+          <w:bCs/>
+        </w:rPr>
+        <w:t xml:space="preserve">wirklich vorhandenen Teile</w:t>
+      </w:r>
+      <w:r>
+        <w:t xml:space="preserve"> gehen in die Stückliste und in bom.stahlblech_mm ein. Die </w:t>
+      </w:r>
+      <w:r>
+        <w:rPr>
+          <w:b/>
+          <w:bCs/>
+        </w:rPr>
+        <w:t xml:space="preserve">Summe der Rastermaße aller Teile zuzüglich der ausgesparten Länge ist exakt die Wandlänge</w:t>
+      </w:r>
+      <w:r>
+        <w:t xml:space="preserve">. – </w:t>
+      </w:r>
+      <w:r>
+        <w:rPr>
+          <w:b/>
+          <w:bCs/>
+        </w:rPr>
+        <w:t xml:space="preserve">Ein verbleibender Bereich, der kürzer ist als die kleinste zulässige Bodenblech-Standardlänge (250 mm), ist mit diesen Regeln nicht baubar.</w:t>
+      </w:r>
+      <w:r>
+        <w:t xml:space="preserve"> Das wird </w:t>
+      </w:r>
+      <w:r>
+        <w:rPr>
+          <w:b/>
+          <w:bCs/>
+        </w:rPr>
+        <w:t xml:space="preserve">benannt</w:t>
+      </w:r>
+      <w:r>
+        <w:t xml:space="preserve"> (validation.blech_konflikte, grund bereich_unbaubar, mit Bereichsgrenzen und Länge) – </w:t>
+      </w:r>
+      <w:r>
+        <w:rPr>
+          <w:b/>
+          <w:bCs/>
+        </w:rPr>
+        <w:t xml:space="preserve">kein Baubarkeitsausschluss</w:t>
+      </w:r>
+      <w:r>
+        <w:t xml:space="preserve">, aber die Aussparung wird dafür </w:t>
+      </w:r>
+      <w:r>
+        <w:rPr>
+          <w:b/>
+          <w:bCs/>
+        </w:rPr>
+        <w:t xml:space="preserve">nie still fallengelassen</w:t>
+      </w:r>
+      <w:r>
+        <w:t xml:space="preserve">, der Bereich </w:t>
+      </w:r>
+      <w:r>
+        <w:rPr>
+          <w:b/>
+          <w:bCs/>
+        </w:rPr>
+        <w:t xml:space="preserve">nie</w:t>
+      </w:r>
+      <w:r>
+        <w:t xml:space="preserve"> mit dem Nachbarn überbrückt und die Mindestlänge </w:t>
+      </w:r>
+      <w:r>
+        <w:rPr>
+          <w:b/>
+          <w:bCs/>
+        </w:rPr>
+        <w:t xml:space="preserve">nie stillschweigend</w:t>
+      </w:r>
+      <w:r>
+        <w:t xml:space="preserve"> verletzt (</w:t>
+      </w:r>
+      <w:r>
+        <w:rPr>
+          <w:b/>
+          <w:bCs/>
+        </w:rPr>
+        <w:t xml:space="preserve">[P-9]</w:t>
+      </w:r>
+      <w:r>
+        <w:t xml:space="preserve">). Priorität: Baubarkeits- und Mengenregel – </w:t>
+      </w:r>
+      <w:r>
+        <w:rPr>
+          <w:b/>
+          <w:bCs/>
+        </w:rPr>
+        <w:t xml:space="preserve">[A-11]</w:t>
+      </w:r>
+      <w:r>
+        <w:t xml:space="preserve"> bleibt ihr innerhalb jedes Bereichs übergeordnet, </w:t>
+      </w:r>
+      <w:r>
+        <w:rPr>
+          <w:b/>
+          <w:bCs/>
+        </w:rPr>
+        <w:t xml:space="preserve">[A-10]</w:t>
+      </w:r>
+      <w:r>
+        <w:t xml:space="preserve"> gilt je Bereich unverändert. </w:t>
+      </w:r>
+      <w:r>
+        <w:rPr>
+          <w:b/>
+          <w:bCs/>
+        </w:rPr>
+        <w:t xml:space="preserve">Ohne Aussparungen ist der einzige Bereich die ganze Wand; das Ergebnis ist dann bit-genau das bisherige.</w:t>
+      </w:r>
+    </w:p>
+    <w:p>
+      <w:pPr>
+        <w:pStyle w:val="ListParagraph"/>
+        <w:numPr>
+          <w:ilvl w:val="0"/>
+          <w:numId w:val="2"/>
+        </w:numPr>
+        <w:spacing w:after="60"/>
+      </w:pPr>
+      <w:r>
+        <w:rPr>
+          <w:b/>
+          <w:bCs/>
+        </w:rPr>
+        <w:t xml:space="preserve">[A-30 · MUSS]</w:t>
+      </w:r>
+      <w:r>
+        <w:t xml:space="preserve"> </w:t>
+      </w:r>
+      <w:r>
+        <w:rPr>
+          <w:b/>
+          <w:bCs/>
+        </w:rPr>
+        <w:t xml:space="preserve">Unzulässige Aussparungsfelder werden verworfen und benannt.</w:t>
+      </w:r>
+      <w:r>
+        <w:t xml:space="preserve"> Zulässig ist ausschließlich der </w:t>
+      </w:r>
+      <w:r>
+        <w:rPr>
+          <w:b/>
+          <w:bCs/>
+        </w:rPr>
+        <w:t xml:space="preserve">ganzzahlige Rasterindex eines Feldes innerhalb der Wand</w:t>
+      </w:r>
+      <w:r>
+        <w:t xml:space="preserve">. Ein </w:t>
+      </w:r>
+      <w:r>
+        <w:rPr>
+          <w:b/>
+          <w:bCs/>
+        </w:rPr>
+        <w:t xml:space="preserve">nicht ganzzahliger</w:t>
+      </w:r>
+      <w:r>
+        <w:t xml:space="preserve"> Wert und ein Feld </w:t>
+      </w:r>
+      <w:r>
+        <w:rPr>
+          <w:b/>
+          <w:bCs/>
+        </w:rPr>
+        <w:t xml:space="preserve">außerhalb der Wand</w:t>
+      </w:r>
+      <w:r>
+        <w:t xml:space="preserve"> – insbesondere eines, das nach einer </w:t>
+      </w:r>
+      <w:r>
+        <w:rPr>
+          <w:b/>
+          <w:bCs/>
+        </w:rPr>
+        <w:t xml:space="preserve">nachträglichen Kürzung</w:t>
+      </w:r>
+      <w:r>
+        <w:t xml:space="preserve"> der Wand außerhalb liegt – werden </w:t>
+      </w:r>
+      <w:r>
+        <w:rPr>
+          <w:b/>
+          <w:bCs/>
+        </w:rPr>
+        <w:t xml:space="preserve">deterministisch verworfen</w:t>
+      </w:r>
+      <w:r>
+        <w:t xml:space="preserve"> und dabei </w:t>
+      </w:r>
+      <w:r>
+        <w:rPr>
+          <w:b/>
+          <w:bCs/>
+        </w:rPr>
+        <w:t xml:space="preserve">benannt</w:t>
+      </w:r>
+      <w:r>
+        <w:t xml:space="preserve"> (validation.aussparung_fehler mit Grund und Wert). Sie werden </w:t>
+      </w:r>
+      <w:r>
+        <w:rPr>
+          <w:b/>
+          <w:bCs/>
+        </w:rPr>
+        <w:t xml:space="preserve">nie</w:t>
+      </w:r>
+      <w:r>
+        <w:t xml:space="preserve"> auf ein anderes Feld </w:t>
+      </w:r>
+      <w:r>
+        <w:rPr>
+          <w:b/>
+          <w:bCs/>
+        </w:rPr>
+        <w:t xml:space="preserve">verschoben</w:t>
+      </w:r>
+      <w:r>
+        <w:t xml:space="preserve"> und </w:t>
+      </w:r>
+      <w:r>
+        <w:rPr>
+          <w:b/>
+          <w:bCs/>
+        </w:rPr>
+        <w:t xml:space="preserve">nie</w:t>
+      </w:r>
+      <w:r>
+        <w:t xml:space="preserve"> stillschweigend übernommen: verschoben entstünde eine andere Aussparung als die gesetzte (</w:t>
+      </w:r>
+      <w:r>
+        <w:rPr>
+          <w:b/>
+          <w:bCs/>
+        </w:rPr>
+        <w:t xml:space="preserve">[P-9]</w:t>
+      </w:r>
+      <w:r>
+        <w:t xml:space="preserve">). </w:t>
+      </w:r>
+      <w:r>
+        <w:rPr>
+          <w:b/>
+          <w:bCs/>
+        </w:rPr>
+        <w:t xml:space="preserve">Doppelte</w:t>
+      </w:r>
+      <w:r>
+        <w:t xml:space="preserve"> Werte sind dagegen kein Befund, sondern werden nach </w:t>
+      </w:r>
+      <w:r>
+        <w:rPr>
+          <w:b/>
+          <w:bCs/>
+        </w:rPr>
+        <w:t xml:space="preserve">[A-28]</w:t>
+      </w:r>
+      <w:r>
+        <w:t xml:space="preserve"> deterministisch zusammengefasst. Der Schlüssel entsteht </w:t>
+      </w:r>
+      <w:r>
+        <w:rPr>
+          <w:b/>
+          <w:bCs/>
+        </w:rPr>
+        <w:t xml:space="preserve">nur im Fehlerfall</w:t>
+      </w:r>
+      <w:r>
+        <w:t xml:space="preserve">. Priorität: Eingaberegel – sie geht </w:t>
+      </w:r>
+      <w:r>
+        <w:rPr>
+          <w:b/>
+          <w:bCs/>
+        </w:rPr>
+        <w:t xml:space="preserve">[A-28]</w:t>
+      </w:r>
+      <w:r>
+        <w:t xml:space="preserve"> voran und ändert </w:t>
+      </w:r>
+      <w:r>
+        <w:rPr>
+          <w:b/>
+          <w:bCs/>
+        </w:rPr>
+        <w:t xml:space="preserve">keine</w:t>
+      </w:r>
+      <w:r>
+        <w:t xml:space="preserve"> Geometrie und </w:t>
+      </w:r>
+      <w:r>
+        <w:rPr>
+          <w:b/>
+          <w:bCs/>
+        </w:rPr>
+        <w:t xml:space="preserve">keine</w:t>
+      </w:r>
+      <w:r>
+        <w:t xml:space="preserve"> Menge.</w:t>
+      </w:r>
+    </w:p>
+    <w:p>
+      <w:pPr>
+        <w:pBdr>
+          <w:left w:val="single" w:color="E0B400" w:sz="18" w:space="6"/>
+        </w:pBdr>
+        <w:shd w:fill="FFF8E6" w:val="clear"/>
+        <w:spacing w:after="120" w:before="80"/>
+      </w:pPr>
+      <w:r>
+        <w:t xml:space="preserve">Herkunft [A-28]…[A-30]: Issue #138. Zuvor kannte das Modell überhaupt keinen Bereich ohne Bodenblech: das Bodenblech lag zwingend über die volle Wandlänge, und eine gewollte Lücke – etwa für einen Bodeneinbau – ließ sich weder planen noch rechnen noch melden. Festgelegt ist mit diesem Paket die </w:t>
+      </w:r>
+      <w:r>
+        <w:rPr>
+          <w:b/>
+          <w:bCs/>
+        </w:rPr>
+        <w:t xml:space="preserve">Rechengrundlage</w:t>
+      </w:r>
+      <w:r>
+        <w:t xml:space="preserve">: kanonische Rasterintervalle, unabhängiges Slicing jedes verbleibenden Bereichs, die Mengenbasis und die benannten Konflikte, gleichlautend im Rechenkern und im Python-Orakel. Bewusst </w:t>
+      </w:r>
+      <w:r>
+        <w:rPr>
+          <w:b/>
+          <w:bCs/>
+        </w:rPr>
+        <w:t xml:space="preserve">nicht</w:t>
+      </w:r>
+      <w:r>
+        <w:t xml:space="preserve"> Gegenstand: der </w:t>
+      </w:r>
+      <w:r>
+        <w:rPr>
+          <w:b/>
+          <w:bCs/>
+        </w:rPr>
+        <w:t xml:space="preserve">Auswahlmodus und der Persistenzpfad in Modul 1</w:t>
+      </w:r>
+      <w:r>
+        <w:t xml:space="preserve"> sowie die </w:t>
+      </w:r>
+      <w:r>
+        <w:rPr>
+          <w:b/>
+          <w:bCs/>
+        </w:rPr>
+        <w:t xml:space="preserve">Darstellung</w:t>
+      </w:r>
+      <w:r>
+        <w:t xml:space="preserve"> der Lücken in Stückliste, Montage und technischer Zeichnung – beides ist als Folgearbeit zu #138 vermerkt. Ebenfalls unberührt bleiben Steinverband, Spannachsen und die Verteilung der Ausgleichsbleche.</w:t>
+      </w:r>
+    </w:p>
+    <w:p>
+      <w:pPr>
+        <w:pStyle w:val="ListParagraph"/>
+        <w:numPr>
+          <w:ilvl w:val="0"/>
+          <w:numId w:val="2"/>
+        </w:numPr>
+        <w:spacing w:after="60"/>
+      </w:pPr>
+      <w:r>
+        <w:rPr>
+          <w:b/>
+          <w:bCs/>
+        </w:rPr>
         <w:t xml:space="preserve">[A-13 · ZIEL – OFFEN]</w:t>
       </w:r>
       <w:r>

--- a/doku/SEMBLA_Handbuch.docx
+++ b/doku/SEMBLA_Handbuch.docx
@@ -17184,7 +17184,17 @@
         <w:t xml:space="preserve">Untergrenze</w:t>
       </w:r>
       <w:r>
-        <w:t xml:space="preserve">, keine Obergrenze, und es wird nie ein Pflichtpunkt zugunsten der Zielzahl gestrichen. Gerechnet wird die Aufrundung ganzzahlig; weil die Wandlänge ein Vielfaches von 125 mm ist, ist der Quotient exakt darstellbar und in Rechenkern und Orakel derselbe. Priorität: Mengen-/Verteilregel der Stufe 2 – sie ändert </w:t>
+        <w:t xml:space="preserve">, keine Obergrenze, und es wird nie ein Pflichtpunkt zugunsten der Zielzahl gestrichen. Gerechnet wird die Aufrundung ganzzahlig; weil die Wandlänge ein Vielfaches von 125 mm ist, ist der Quotient exakt darstellbar und in Rechenkern und Orakel derselbe. </w:t>
+      </w:r>
+      <w:r>
+        <w:rPr>
+          <w:b/>
+          <w:bCs/>
+        </w:rPr>
+        <w:t xml:space="preserve">Maßgebende Länge ist nach [A-31] die Länge des jeweiligen belegten Bodenblechbereichs</w:t>
+      </w:r>
+      <w:r>
+        <w:t xml:space="preserve">; ohne Aussparungen ist das die Wandlänge. Priorität: Mengen-/Verteilregel der Stufe 2 – sie ändert </w:t>
       </w:r>
       <w:r>
         <w:rPr>
@@ -17314,7 +17324,37 @@
         <w:t xml:space="preserve">nie gerundet</w:t>
       </w:r>
       <w:r>
-        <w:t xml:space="preserve"> (sie liegen auf ganzen Rastermaßen). </w:t>
+        <w:t xml:space="preserve"> (sie liegen auf ganzen Rastermaßen). Liegen </w:t>
+      </w:r>
+      <w:r>
+        <w:rPr>
+          <w:b/>
+          <w:bCs/>
+        </w:rPr>
+        <w:t xml:space="preserve">Aussparungen</w:t>
+      </w:r>
+      <w:r>
+        <w:t xml:space="preserve"> vor, treten nach </w:t>
+      </w:r>
+      <w:r>
+        <w:rPr>
+          <w:b/>
+          <w:bCs/>
+        </w:rPr>
+        <w:t xml:space="preserve">[A-31]</w:t>
+      </w:r>
+      <w:r>
+        <w:t xml:space="preserve"> die </w:t>
+      </w:r>
+      <w:r>
+        <w:rPr>
+          <w:b/>
+          <w:bCs/>
+        </w:rPr>
+        <w:t xml:space="preserve">Enden jedes belegten Bereichs</w:t>
+      </w:r>
+      <w:r>
+        <w:t xml:space="preserve"> an die Stelle der Wandenden – die Wandenden selbst bleiben Pflichtpunkte, solange sie belegt sind. </w:t>
       </w:r>
       <w:r>
         <w:rPr>
@@ -17444,7 +17484,27 @@
         <w:t xml:space="preserve">Lücken zwischen aufeinanderfolgenden Pflichtpunkten</w:t>
       </w:r>
       <w:r>
-        <w:t xml:space="preserve"> verteilt: jede Lücke erhält den ganzzahligen Anteil ihrer Länge an der Wandlänge, und die dadurch noch fehlenden Punkte gehen an die Lücken mit dem </w:t>
+        <w:t xml:space="preserve"> verteilt: jede Lücke erhält den ganzzahligen Anteil ihrer Länge an der Bezugslänge – der </w:t>
+      </w:r>
+      <w:r>
+        <w:rPr>
+          <w:b/>
+          <w:bCs/>
+        </w:rPr>
+        <w:t xml:space="preserve">Bereichslänge</w:t>
+      </w:r>
+      <w:r>
+        <w:t xml:space="preserve"> nach </w:t>
+      </w:r>
+      <w:r>
+        <w:rPr>
+          <w:b/>
+          <w:bCs/>
+        </w:rPr>
+        <w:t xml:space="preserve">[A-31]</w:t>
+      </w:r>
+      <w:r>
+        <w:t xml:space="preserve">, ohne Aussparungen also der Wandlänge –, und die dadurch noch fehlenden Punkte gehen an die Lücken mit dem </w:t>
       </w:r>
       <w:r>
         <w:rPr>
@@ -20072,14 +20132,34 @@
         <w:t xml:space="preserve">keinen</w:t>
       </w:r>
       <w:r>
-        <w:t xml:space="preserve"> Pflichtpunkt; die Verteilung der Ausgleichspunkte selbst bleibt </w:t>
-      </w:r>
-      <w:r>
-        <w:rPr>
-          <w:b/>
-          <w:bCs/>
-        </w:rPr>
-        <w:t xml:space="preserve">unverändert</w:t>
+        <w:t xml:space="preserve"> Stoßpunkt – als </w:t>
+      </w:r>
+      <w:r>
+        <w:rPr>
+          <w:b/>
+          <w:bCs/>
+        </w:rPr>
+        <w:t xml:space="preserve">Bereichsende</w:t>
+      </w:r>
+      <w:r>
+        <w:t xml:space="preserve"> trägt sie nach </w:t>
+      </w:r>
+      <w:r>
+        <w:rPr>
+          <w:b/>
+          <w:bCs/>
+        </w:rPr>
+        <w:t xml:space="preserve">[A-31]</w:t>
+      </w:r>
+      <w:r>
+        <w:t xml:space="preserve"> gleichwohl ein </w:t>
+      </w:r>
+      <w:r>
+        <w:rPr>
+          <w:b/>
+          <w:bCs/>
+        </w:rPr>
+        <w:t xml:space="preserve">Pflichtauflager</w:t>
       </w:r>
       <w:r>
         <w:t xml:space="preserve">. – </w:t>
@@ -20461,7 +20541,419 @@
         <w:t xml:space="preserve">Darstellung</w:t>
       </w:r>
       <w:r>
-        <w:t xml:space="preserve"> der Lücken in Stückliste, Montage und technischer Zeichnung – beides ist als Folgearbeit zu #138 vermerkt. Ebenfalls unberührt bleiben Steinverband, Spannachsen und die Verteilung der Ausgleichsbleche.</w:t>
+        <w:t xml:space="preserve"> der Lücken in Stückliste, Montage und technischer Zeichnung – beides ist als Folgearbeit zu #138 vermerkt. Ebenfalls unberührt bleiben Steinverband und Spannachsen. Die zunächst mitgeschriebene Aussage, auch die Verteilung der Ausgleichsbleche bleibe unberührt, ist mit der Nutzerabnahme vom 2026-09-21 als </w:t>
+      </w:r>
+      <w:r>
+        <w:rPr>
+          <w:b/>
+          <w:bCs/>
+        </w:rPr>
+        <w:t xml:space="preserve">falsch</w:t>
+      </w:r>
+      <w:r>
+        <w:t xml:space="preserve"> erkannt und durch </w:t>
+      </w:r>
+      <w:r>
+        <w:rPr>
+          <w:b/>
+          <w:bCs/>
+        </w:rPr>
+        <w:t xml:space="preserve">[A-31]</w:t>
+      </w:r>
+      <w:r>
+        <w:t xml:space="preserve"> abgelöst.</w:t>
+      </w:r>
+    </w:p>
+    <w:p>
+      <w:pPr>
+        <w:pStyle w:val="ListParagraph"/>
+        <w:numPr>
+          <w:ilvl w:val="0"/>
+          <w:numId w:val="2"/>
+        </w:numPr>
+        <w:spacing w:after="60"/>
+      </w:pPr>
+      <w:r>
+        <w:rPr>
+          <w:b/>
+          <w:bCs/>
+        </w:rPr>
+        <w:t xml:space="preserve">[A-31 · MUSS]</w:t>
+      </w:r>
+      <w:r>
+        <w:t xml:space="preserve"> </w:t>
+      </w:r>
+      <w:r>
+        <w:rPr>
+          <w:b/>
+          <w:bCs/>
+        </w:rPr>
+        <w:t xml:space="preserve">Ausgleichspunkte je real belegtem Bodenblechbereich.</w:t>
+      </w:r>
+      <w:r>
+        <w:t xml:space="preserve"> Die Verteilung der Ausgleichspunkte nach </w:t>
+      </w:r>
+      <w:r>
+        <w:rPr>
+          <w:b/>
+          <w:bCs/>
+        </w:rPr>
+        <w:t xml:space="preserve">[A-20]</w:t>
+      </w:r>
+      <w:r>
+        <w:t xml:space="preserve">…</w:t>
+      </w:r>
+      <w:r>
+        <w:rPr>
+          <w:b/>
+          <w:bCs/>
+        </w:rPr>
+        <w:t xml:space="preserve">[A-23]</w:t>
+      </w:r>
+      <w:r>
+        <w:t xml:space="preserve"> läuft </w:t>
+      </w:r>
+      <w:r>
+        <w:rPr>
+          <w:b/>
+          <w:bCs/>
+        </w:rPr>
+        <w:t xml:space="preserve">nicht</w:t>
+      </w:r>
+      <w:r>
+        <w:t xml:space="preserve"> über die Wandlänge, sondern </w:t>
+      </w:r>
+      <w:r>
+        <w:rPr>
+          <w:b/>
+          <w:bCs/>
+        </w:rPr>
+        <w:t xml:space="preserve">je zusammenhängendem belegtem Bodenblechbereich</w:t>
+      </w:r>
+      <w:r>
+        <w:t xml:space="preserve"> nach </w:t>
+      </w:r>
+      <w:r>
+        <w:rPr>
+          <w:b/>
+          <w:bCs/>
+        </w:rPr>
+        <w:t xml:space="preserve">[A-29]</w:t>
+      </w:r>
+      <w:r>
+        <w:t xml:space="preserve"> – und </w:t>
+      </w:r>
+      <w:r>
+        <w:rPr>
+          <w:b/>
+          <w:bCs/>
+        </w:rPr>
+        <w:t xml:space="preserve">jeder Bereich wird unabhängig</w:t>
+      </w:r>
+      <w:r>
+        <w:t xml:space="preserve"> behandelt. – </w:t>
+      </w:r>
+      <w:r>
+        <w:rPr>
+          <w:b/>
+          <w:bCs/>
+        </w:rPr>
+        <w:t xml:space="preserve">Pflichtauflager</w:t>
+      </w:r>
+      <w:r>
+        <w:t xml:space="preserve"> sind </w:t>
+      </w:r>
+      <w:r>
+        <w:rPr>
+          <w:b/>
+          <w:bCs/>
+        </w:rPr>
+        <w:t xml:space="preserve">Anfang und Ende jedes belegten Bereichs</w:t>
+      </w:r>
+      <w:r>
+        <w:t xml:space="preserve"> sowie </w:t>
+      </w:r>
+      <w:r>
+        <w:rPr>
+          <w:b/>
+          <w:bCs/>
+        </w:rPr>
+        <w:t xml:space="preserve">nur die wirklich vorhandenen inneren Blechstöße darin</w:t>
+      </w:r>
+      <w:r>
+        <w:t xml:space="preserve"> ([A-21]). Ein Bereichsende, das zugleich ein Wandende ist, bleibt ein </w:t>
+      </w:r>
+      <w:r>
+        <w:rPr>
+          <w:b/>
+          <w:bCs/>
+        </w:rPr>
+        <w:t xml:space="preserve">Wandende</w:t>
+      </w:r>
+      <w:r>
+        <w:t xml:space="preserve">; die Kante einer Aussparung ist ein </w:t>
+      </w:r>
+      <w:r>
+        <w:rPr>
+          <w:b/>
+          <w:bCs/>
+        </w:rPr>
+        <w:t xml:space="preserve">Bereichsende</w:t>
+      </w:r>
+      <w:r>
+        <w:t xml:space="preserve"> und kein Blechstoß. Ein Stoßpunkt, den eine neu gesetzte Aussparung </w:t>
+      </w:r>
+      <w:r>
+        <w:rPr>
+          <w:b/>
+          <w:bCs/>
+        </w:rPr>
+        <w:t xml:space="preserve">überholt</w:t>
+      </w:r>
+      <w:r>
+        <w:t xml:space="preserve"> hat, verschwindet damit vollständig – ein </w:t>
+      </w:r>
+      <w:r>
+        <w:rPr>
+          <w:b/>
+          <w:bCs/>
+        </w:rPr>
+        <w:t xml:space="preserve">verwaistes Ausgleichsblech an einem nicht mehr vorhandenen Stoß gibt es nicht</w:t>
+      </w:r>
+      <w:r>
+        <w:t xml:space="preserve">. – </w:t>
+      </w:r>
+      <w:r>
+        <w:rPr>
+          <w:b/>
+          <w:bCs/>
+        </w:rPr>
+        <w:t xml:space="preserve">In einer Aussparung liegt kein Ausgleichspunkt</w:t>
+      </w:r>
+      <w:r>
+        <w:t xml:space="preserve">, weder als Pflichtpunkt noch als Auffüllung: dort liegt kein Blech, das aufliegen könnte. – </w:t>
+      </w:r>
+      <w:r>
+        <w:rPr>
+          <w:b/>
+          <w:bCs/>
+        </w:rPr>
+        <w:t xml:space="preserve">Zielpunktzahl ([A-20]), Auffüllung ([A-22]) und Achsversatz ([A-23]) gelten innerhalb des Bereichs</w:t>
+      </w:r>
+      <w:r>
+        <w:t xml:space="preserve">: maßgebende Länge ist die </w:t>
+      </w:r>
+      <w:r>
+        <w:rPr>
+          <w:b/>
+          <w:bCs/>
+        </w:rPr>
+        <w:t xml:space="preserve">Bereichslänge</w:t>
+      </w:r>
+      <w:r>
+        <w:t xml:space="preserve">, und die Restverteilung nach Längenanteil rechnet gegen sie. Die Gesamtpunktzahl einer Wand ist damit die </w:t>
+      </w:r>
+      <w:r>
+        <w:rPr>
+          <w:b/>
+          <w:bCs/>
+        </w:rPr>
+        <w:t xml:space="preserve">Summe</w:t>
+      </w:r>
+      <w:r>
+        <w:t xml:space="preserve"> der Bereichsergebnisse und </w:t>
+      </w:r>
+      <w:r>
+        <w:rPr>
+          <w:b/>
+          <w:bCs/>
+        </w:rPr>
+        <w:t xml:space="preserve">keine</w:t>
+      </w:r>
+      <w:r>
+        <w:t xml:space="preserve"> eigene Größe. – Gerechnet wird bei </w:t>
+      </w:r>
+      <w:r>
+        <w:rPr>
+          <w:b/>
+          <w:bCs/>
+        </w:rPr>
+        <w:t xml:space="preserve">jeder</w:t>
+      </w:r>
+      <w:r>
+        <w:t xml:space="preserve"> Rechnung </w:t>
+      </w:r>
+      <w:r>
+        <w:rPr>
+          <w:b/>
+          <w:bCs/>
+        </w:rPr>
+        <w:t xml:space="preserve">frisch</w:t>
+      </w:r>
+      <w:r>
+        <w:t xml:space="preserve">, als </w:t>
+      </w:r>
+      <w:r>
+        <w:rPr>
+          <w:b/>
+          <w:bCs/>
+        </w:rPr>
+        <w:t xml:space="preserve">reine Funktion</w:t>
+      </w:r>
+      <w:r>
+        <w:t xml:space="preserve"> ohne Zufall, Iteration, Startwert und Zustand, in Rechenkern und Python-Orakel </w:t>
+      </w:r>
+      <w:r>
+        <w:rPr>
+          <w:b/>
+          <w:bCs/>
+        </w:rPr>
+        <w:t xml:space="preserve">bit-gleich</w:t>
+      </w:r>
+      <w:r>
+        <w:t xml:space="preserve">; gespeichert wird </w:t>
+      </w:r>
+      <w:r>
+        <w:rPr>
+          <w:b/>
+          <w:bCs/>
+        </w:rPr>
+        <w:t xml:space="preserve">nichts</w:t>
+      </w:r>
+      <w:r>
+        <w:t xml:space="preserve">. Ein Override nach </w:t>
+      </w:r>
+      <w:r>
+        <w:rPr>
+          <w:b/>
+          <w:bCs/>
+        </w:rPr>
+        <w:t xml:space="preserve">[A-24]</w:t>
+      </w:r>
+      <w:r>
+        <w:t xml:space="preserve"> sperrt auch diese Regel vollständig. </w:t>
+      </w:r>
+      <w:r>
+        <w:rPr>
+          <w:b/>
+          <w:bCs/>
+        </w:rPr>
+        <w:t xml:space="preserve">Maßgebend ist allein die eine so gerechnete Punktliste</w:t>
+      </w:r>
+      <w:r>
+        <w:t xml:space="preserve">: Stückliste, Wandansicht, Zeichnung und Montage lesen sie und rechnen </w:t>
+      </w:r>
+      <w:r>
+        <w:rPr>
+          <w:b/>
+          <w:bCs/>
+        </w:rPr>
+        <w:t xml:space="preserve">keine</w:t>
+      </w:r>
+      <w:r>
+        <w:t xml:space="preserve"> Position nach ([P-6]). </w:t>
+      </w:r>
+      <w:r>
+        <w:rPr>
+          <w:b/>
+          <w:bCs/>
+        </w:rPr>
+        <w:t xml:space="preserve">Ohne Aussparungen ist der einzige Bereich die ganze Wand; das Ergebnis ist dann bit-genau das bisherige.</w:t>
+      </w:r>
+      <w:r>
+        <w:t xml:space="preserve"> Priorität: </w:t>
+      </w:r>
+      <w:r>
+        <w:rPr>
+          <w:b/>
+          <w:bCs/>
+        </w:rPr>
+        <w:t xml:space="preserve">Muss</w:t>
+      </w:r>
+      <w:r>
+        <w:t xml:space="preserve"> – sie geht der wandweiten Lesart von [A-20]…[A-22] vor und ändert </w:t>
+      </w:r>
+      <w:r>
+        <w:rPr>
+          <w:b/>
+          <w:bCs/>
+        </w:rPr>
+        <w:t xml:space="preserve">keine</w:t>
+      </w:r>
+      <w:r>
+        <w:t xml:space="preserve"> Geometrie, </w:t>
+      </w:r>
+      <w:r>
+        <w:rPr>
+          <w:b/>
+          <w:bCs/>
+        </w:rPr>
+        <w:t xml:space="preserve">keine</w:t>
+      </w:r>
+      <w:r>
+        <w:t xml:space="preserve"> Vorspannrechnung und </w:t>
+      </w:r>
+      <w:r>
+        <w:rPr>
+          <w:b/>
+          <w:bCs/>
+        </w:rPr>
+        <w:t xml:space="preserve">keinen</w:t>
+      </w:r>
+      <w:r>
+        <w:t xml:space="preserve"> Nachweis.</w:t>
+      </w:r>
+    </w:p>
+    <w:p>
+      <w:pPr>
+        <w:pBdr>
+          <w:left w:val="single" w:color="E0B400" w:sz="18" w:space="6"/>
+        </w:pBdr>
+        <w:shd w:fill="FFF8E6" w:val="clear"/>
+        <w:spacing w:after="120" w:before="80"/>
+      </w:pPr>
+      <w:r>
+        <w:t xml:space="preserve">Herkunft [A-31]: Issue #138, Nachtrag aus der Nutzerabnahme vom 2026-09-21. Mit [A-28]…[A-30] war die Aussparung gerechnet, die Ausgleichspunkte aber weiter über die </w:t>
+      </w:r>
+      <w:r>
+        <w:rPr>
+          <w:b/>
+          <w:bCs/>
+        </w:rPr>
+        <w:t xml:space="preserve">ganze Wandlänge</w:t>
+      </w:r>
+      <w:r>
+        <w:t xml:space="preserve"> verteilt – [A-29] hatte das mit dem Satz „die Verteilung der Ausgleichsbleche bleibt unverändert“ sogar ausdrücklich festgeschrieben. Das war </w:t>
+      </w:r>
+      <w:r>
+        <w:rPr>
+          <w:b/>
+          <w:bCs/>
+        </w:rPr>
+        <w:t xml:space="preserve">fachlich falsch</w:t>
+      </w:r>
+      <w:r>
+        <w:t xml:space="preserve"> und in der Abnahme sichtbar: ein Ausgleichsblech blieb an einem durch die Aussparung überholten früheren Stoß liegen, während das neue reale Segmentende </w:t>
+      </w:r>
+      <w:r>
+        <w:rPr>
+          <w:b/>
+          <w:bCs/>
+        </w:rPr>
+        <w:t xml:space="preserve">ohne</w:t>
+      </w:r>
+      <w:r>
+        <w:t xml:space="preserve"> Auflager blieb. [A-31] ersetzt diese Aussage; der Satz in [A-29] ist entsprechend korrigiert. Bewusst </w:t>
+      </w:r>
+      <w:r>
+        <w:rPr>
+          <w:b/>
+          <w:bCs/>
+        </w:rPr>
+        <w:t xml:space="preserve">nicht</w:t>
+      </w:r>
+      <w:r>
+        <w:t xml:space="preserve"> Gegenstand: eine statische Betrachtung der Auflagerpunkte – die Punkte bleiben eine Planungs- und Montageangabe ([A-18]) – und die Berechnung realer Dickenkombinationen aus einem Laser-Aufmaß.</w:t>
       </w:r>
     </w:p>
     <w:p>

--- a/doku/SEMBLA_Handbuch.docx
+++ b/doku/SEMBLA_Handbuch.docx
@@ -30972,7 +30972,27 @@
         <w:t xml:space="preserve">Breite</w:t>
       </w:r>
       <w:r>
-        <w:t xml:space="preserve"> der Spannplatte (110 mm) und die Bleche bleiben </w:t>
+        <w:t xml:space="preserve"> der Spannplatte (110 mm), die Bleche und die </w:t>
+      </w:r>
+      <w:r>
+        <w:rPr>
+          <w:b/>
+          <w:bCs/>
+        </w:rPr>
+        <w:t xml:space="preserve">Breite des Einlegeblechs in Wandrichtung</w:t>
+      </w:r>
+      <w:r>
+        <w:t xml:space="preserve"> (Katalogfeld breite_mm, ab Standardkatalog v5 30 mm; </w:t>
+      </w:r>
+      <w:r>
+        <w:rPr>
+          <w:b/>
+          <w:bCs/>
+        </w:rPr>
+        <w:t xml:space="preserve">ohne</w:t>
+      </w:r>
+      <w:r>
+        <w:t xml:space="preserve"> Untergrenze, ohne eindeutiges Katalogmaß bleibt es beim Symbolmaß) bleiben </w:t>
       </w:r>
       <w:r>
         <w:rPr>

--- a/doku/SEMBLA_Handbuch.docx
+++ b/doku/SEMBLA_Handbuch.docx
@@ -9873,7 +9873,7 @@
         <w:spacing w:after="120"/>
       </w:pPr>
       <w:r>
-        <w:t xml:space="preserve">Der Maßstab wird aus der Normreihe gewählt: der größte Maßstab, bei dem die Wand einschließlich Bemaßungsrand in das nutzbare Zeichenfeld des Blattformats passt. Das SVG trägt seine Papiermaße in Millimetern, der Druck ist damit tatsächlich 1:x; der wirksame Maßstab steht in der Zeichnungsüberschrift und im Schriftfeld ([D-2]). Bemaßt werden Gesamtlänge und -höhe sowie Öffnungs-, Brüstungs- und Staffelungsmaße; alle Maßzahlen stehen als reine Millimeterwerte ohne angehängte Einheit, die Einheit selbst nennt das Schriftfeld genau einmal ([D-3]).</w:t>
+        <w:t xml:space="preserve">Der Maßstab wird aus der Normreihe gewählt: der größte Maßstab, bei dem die Wand einschließlich Bemaßungsrand in das nutzbare Zeichenfeld des Blattformats passt. Das SVG trägt seine Papiermaße in Millimetern, der Druck ist damit tatsächlich 1:x; der wirksame Maßstab steht in der Zeichnungsüberschrift und im Schriftfeld ([D-2]). Bemaßt werden Gesamtlänge und -höhe sowie Öffnungs-, Brüstungs- und Staffelungsmaße; unter dem Gesamtmaß steht eine Maßkette der Bodenblechteile, die je Teil das Stücklistenmaß nennt (Standardblech Rastermaß, Sonderzuschnitt ◆ Fertigmaß) und eine Aussparung als Lücke zeigt – so ist ablesbar, welches Blech wo liegt; alle Maßzahlen stehen als reine Millimeterwerte ohne angehängte Einheit, die Einheit selbst nennt das Schriftfeld genau einmal ([D-3]).</w:t>
       </w:r>
     </w:p>
     <w:p>
@@ -29710,7 +29710,217 @@
         <w:t xml:space="preserve">Staffelungsmaße (Länge und Höhe je Stufe)</w:t>
       </w:r>
       <w:r>
-        <w:t xml:space="preserve">. Es gibt </w:t>
+        <w:t xml:space="preserve">. Im </w:t>
+      </w:r>
+      <w:r>
+        <w:rPr>
+          <w:b/>
+          <w:bCs/>
+        </w:rPr>
+        <w:t xml:space="preserve">Zeichnungsblatt (Modul 7)</w:t>
+      </w:r>
+      <w:r>
+        <w:t xml:space="preserve"> und damit im Zeichnungs-PDF steht zusätzlich die </w:t>
+      </w:r>
+      <w:r>
+        <w:rPr>
+          <w:b/>
+          <w:bCs/>
+        </w:rPr>
+        <w:t xml:space="preserve">Bodenblech-Maßkette</w:t>
+      </w:r>
+      <w:r>
+        <w:t xml:space="preserve"> – </w:t>
+      </w:r>
+      <w:r>
+        <w:rPr>
+          <w:b/>
+          <w:bCs/>
+        </w:rPr>
+        <w:t xml:space="preserve">unter</w:t>
+      </w:r>
+      <w:r>
+        <w:t xml:space="preserve"> dem Gesamtmaß, damit sie weder dieses noch die Ausgleichspunktmarken verdeckt: je </w:t>
+      </w:r>
+      <w:r>
+        <w:rPr>
+          <w:b/>
+          <w:bCs/>
+        </w:rPr>
+        <w:t xml:space="preserve">realem Bodenblechteil</w:t>
+      </w:r>
+      <w:r>
+        <w:t xml:space="preserve"> aus der Zerlegung des Rechenkerns (</w:t>
+      </w:r>
+      <w:r>
+        <w:rPr>
+          <w:b/>
+          <w:bCs/>
+        </w:rPr>
+        <w:t xml:space="preserve">[A-10]</w:t>
+      </w:r>
+      <w:r>
+        <w:t xml:space="preserve">…</w:t>
+      </w:r>
+      <w:r>
+        <w:rPr>
+          <w:b/>
+          <w:bCs/>
+        </w:rPr>
+        <w:t xml:space="preserve">[A-12]</w:t>
+      </w:r>
+      <w:r>
+        <w:t xml:space="preserve">, gelesen, nie nachgerechnet) </w:t>
+      </w:r>
+      <w:r>
+        <w:rPr>
+          <w:b/>
+          <w:bCs/>
+        </w:rPr>
+        <w:t xml:space="preserve">ein Glied</w:t>
+      </w:r>
+      <w:r>
+        <w:t xml:space="preserve"> an seiner </w:t>
+      </w:r>
+      <w:r>
+        <w:rPr>
+          <w:b/>
+          <w:bCs/>
+        </w:rPr>
+        <w:t xml:space="preserve">Rasterlage</w:t>
+      </w:r>
+      <w:r>
+        <w:t xml:space="preserve"> (die Teilstriche stehen auf den gezeichneten Blechgrenzen), angeschrieben mit dem Maß, </w:t>
+      </w:r>
+      <w:r>
+        <w:rPr>
+          <w:b/>
+          <w:bCs/>
+        </w:rPr>
+        <w:t xml:space="preserve">unter dem das Teil in der Stückliste steht</w:t>
+      </w:r>
+      <w:r>
+        <w:t xml:space="preserve"> – beim Standardblech das </w:t>
+      </w:r>
+      <w:r>
+        <w:rPr>
+          <w:b/>
+          <w:bCs/>
+        </w:rPr>
+        <w:t xml:space="preserve">Rastermaß</w:t>
+      </w:r>
+      <w:r>
+        <w:t xml:space="preserve">, beim Sonderzuschnitt sein </w:t>
+      </w:r>
+      <w:r>
+        <w:rPr>
+          <w:b/>
+          <w:bCs/>
+        </w:rPr>
+        <w:t xml:space="preserve">Fertigmaß</w:t>
+      </w:r>
+      <w:r>
+        <w:t xml:space="preserve"> mit dem Teileartzeichen ◆ (</w:t>
+      </w:r>
+      <w:r>
+        <w:rPr>
+          <w:b/>
+          <w:bCs/>
+        </w:rPr>
+        <w:t xml:space="preserve">[P-19]</w:t>
+      </w:r>
+      <w:r>
+        <w:t xml:space="preserve">). Eine </w:t>
+      </w:r>
+      <w:r>
+        <w:rPr>
+          <w:b/>
+          <w:bCs/>
+        </w:rPr>
+        <w:t xml:space="preserve">Aussparung</w:t>
+      </w:r>
+      <w:r>
+        <w:t xml:space="preserve"> (</w:t>
+      </w:r>
+      <w:r>
+        <w:rPr>
+          <w:b/>
+          <w:bCs/>
+        </w:rPr>
+        <w:t xml:space="preserve">[A-28]</w:t>
+      </w:r>
+      <w:r>
+        <w:t xml:space="preserve">) hat kein Teil und bleibt eine </w:t>
+      </w:r>
+      <w:r>
+        <w:rPr>
+          <w:b/>
+          <w:bCs/>
+        </w:rPr>
+        <w:t xml:space="preserve">Lücke</w:t>
+      </w:r>
+      <w:r>
+        <w:t xml:space="preserve"> der Kette. Die Kette geht damit </w:t>
+      </w:r>
+      <w:r>
+        <w:rPr>
+          <w:b/>
+          <w:bCs/>
+        </w:rPr>
+        <w:t xml:space="preserve">geometrisch</w:t>
+      </w:r>
+      <w:r>
+        <w:t xml:space="preserve"> immer mit der Wandlänge auf (Glieder + Aussparungen = Wandlänge, </w:t>
+      </w:r>
+      <w:r>
+        <w:rPr>
+          <w:b/>
+          <w:bCs/>
+        </w:rPr>
+        <w:t xml:space="preserve">[A-29]</w:t>
+      </w:r>
+      <w:r>
+        <w:t xml:space="preserve">); die angeschriebenen Zahlen weichen davon gewollt um die Aussparungen und um das Blechspiel des Sonderzuschnitts (</w:t>
+      </w:r>
+      <w:r>
+        <w:rPr>
+          <w:b/>
+          <w:bCs/>
+        </w:rPr>
+        <w:t xml:space="preserve">[A-12]</w:t>
+      </w:r>
+      <w:r>
+        <w:t xml:space="preserve">) ab – die Kette beantwortet, </w:t>
+      </w:r>
+      <w:r>
+        <w:rPr>
+          <w:b/>
+          <w:bCs/>
+        </w:rPr>
+        <w:t xml:space="preserve">welches Blech wo liegt</w:t>
+      </w:r>
+      <w:r>
+        <w:t xml:space="preserve">, die Wandlänge steht als Gesamtmaß daneben. Passt eine Zahl nicht zwischen ihre Teilstriche, weicht sie deterministisch in eine Zeile unter die Kette aus; der Blattmaßstab (</w:t>
+      </w:r>
+      <w:r>
+        <w:rPr>
+          <w:b/>
+          <w:bCs/>
+        </w:rPr>
+        <w:t xml:space="preserve">[D-2]</w:t>
+      </w:r>
+      <w:r>
+        <w:t xml:space="preserve">) bleibt unberührt. Ein Altstand ohne reale Teilzerlegung bekommt </w:t>
+      </w:r>
+      <w:r>
+        <w:rPr>
+          <w:b/>
+          <w:bCs/>
+        </w:rPr>
+        <w:t xml:space="preserve">keine</w:t>
+      </w:r>
+      <w:r>
+        <w:t xml:space="preserve"> Kette. Es gibt </w:t>
       </w:r>
       <w:r>
         <w:rPr>
@@ -32037,6 +32247,28 @@
       </w:r>
       <w:r>
         <w:t xml:space="preserve">).</w:t>
+      </w:r>
+    </w:p>
+    <w:p>
+      <w:pPr>
+        <w:pBdr>
+          <w:left w:val="single" w:color="E0B400" w:sz="18" w:space="6"/>
+        </w:pBdr>
+        <w:shd w:fill="FFF8E6" w:val="clear"/>
+        <w:spacing w:after="120" w:before="80"/>
+      </w:pPr>
+      <w:r>
+        <w:t xml:space="preserve">Bearbeitung [D-3] (Bodenblech-Maßkette, 2026-10-07): Die Zeichnung zeigte die Bodenblechteile nur als Fläche mit Stoßmarken – welches Stücklistenblech wo liegt, war für die Montage nicht ablesbar. Entschieden wurde eine </w:t>
+      </w:r>
+      <w:r>
+        <w:rPr>
+          <w:b/>
+          <w:bCs/>
+        </w:rPr>
+        <w:t xml:space="preserve">Maßkette statt Nummernblasen</w:t>
+      </w:r>
+      <w:r>
+        <w:t xml:space="preserve"> (Entscheid Tibor 2026-10-07): sie braucht keinen zweiten Schlüssel zur Stückliste, weil sie deren Maß selbst nennt. Die Kette ist rein additiv – Gesamtmaß, Ausgleichspunktmarken, Maßstab und Blattgröße bleiben unverändert.</w:t>
       </w:r>
     </w:p>
     <w:p>

--- a/doku/SEMBLA_Handbuch.docx
+++ b/doku/SEMBLA_Handbuch.docx
@@ -23151,10 +23151,20 @@
           <w:b/>
           <w:bCs/>
         </w:rPr>
-        <w:t xml:space="preserve">Kopplungsmuttern sind bauteilgleich:</w:t>
-      </w:r>
-      <w:r>
-        <w:t xml:space="preserve"> Stangenstoß und Fußanschluss verwenden dasselbe Produkt. Es gibt </w:t>
+        <w:t xml:space="preserve">Kopplungsmuttern sind bauteilgleich, stehen aber nach Einbaustelle getrennt:</w:t>
+      </w:r>
+      <w:r>
+        <w:t xml:space="preserve"> Stangenstoß und Fußanschluss verwenden dasselbe Produkt – es gibt </w:t>
+      </w:r>
+      <w:r>
+        <w:rPr>
+          <w:b/>
+          <w:bCs/>
+        </w:rPr>
+        <w:t xml:space="preserve">eine</w:t>
+      </w:r>
+      <w:r>
+        <w:t xml:space="preserve"> Verwendungsrolle, </w:t>
       </w:r>
       <w:r>
         <w:rPr>
@@ -23164,17 +23174,37 @@
         <w:t xml:space="preserve">keine</w:t>
       </w:r>
       <w:r>
-        <w:t xml:space="preserve"> gesonderte Fuß- oder Kopf-Kopplungsmutter und in der Stückliste </w:t>
-      </w:r>
-      <w:r>
-        <w:rPr>
-          <w:b/>
-          <w:bCs/>
-        </w:rPr>
-        <w:t xml:space="preserve">eine</w:t>
-      </w:r>
-      <w:r>
-        <w:t xml:space="preserve"> Position mit der Gesamtmenge beider Einbaustellen; die getrennte Herkunft der Mengen bleibt intern nachvollziehbar. – </w:t>
+        <w:t xml:space="preserve"> gesonderte Fuß- oder Kopf-Kopplungsmutter und keinen zweiten Katalogeintrag. In der Stückliste stehen die beiden Einbaustellen jedoch als </w:t>
+      </w:r>
+      <w:r>
+        <w:rPr>
+          <w:b/>
+          <w:bCs/>
+        </w:rPr>
+        <w:t xml:space="preserve">zwei</w:t>
+      </w:r>
+      <w:r>
+        <w:t xml:space="preserve"> Positionen: „Kopplungsmutter Stangenstoß (vorkonfektioniert)“ mit der Zahl der Stangenstöße und „Kopplungsmutter Fuß (Bodenblech)“ mit der Zahl der Fußkopplungen. Beide werden über dieselbe Rolle aufgelöst und bepreist (</w:t>
+      </w:r>
+      <w:r>
+        <w:rPr>
+          <w:b/>
+          <w:bCs/>
+        </w:rPr>
+        <w:t xml:space="preserve">[P-14]</w:t>
+      </w:r>
+      <w:r>
+        <w:t xml:space="preserve">); die Summe beider Mengen ist die bisherige Gesamtmenge. Eine Einbaustelle ohne Menge erzeugt </w:t>
+      </w:r>
+      <w:r>
+        <w:rPr>
+          <w:b/>
+          <w:bCs/>
+        </w:rPr>
+        <w:t xml:space="preserve">keine</w:t>
+      </w:r>
+      <w:r>
+        <w:t xml:space="preserve"> Zeile. – </w:t>
       </w:r>
       <w:r>
         <w:rPr>
@@ -23316,7 +23346,27 @@
         <w:spacing w:after="120" w:before="80"/>
       </w:pPr>
       <w:r>
-        <w:t xml:space="preserve">Herkunft [P-18]: Live-Feedback zum Bauteilkatalog (Bearbeitung 2026-08-06, Folge aus #21/#35). Zuvor musste jede Verwendungsstelle einer neuen Wand einzeln von Hand gewählt werden, obwohl es für fast jede genau ein naheliegendes Produkt gibt. Zusätzlich führte der Katalog getrennte Kopplungsmuttern für Stangenstoß und Fuß, obwohl es bauteilgleich dasselbe Teil ist, und es gab eine Auswahl des Ausgangsprodukts für Sonderzuschnitte – also eine halbe Zuschnittplanung, die nach der Festlegung „Stückliste = Baustellenliste“ nicht ins Modell gehört.</w:t>
+        <w:t xml:space="preserve">Herkunft [P-18]: Live-Feedback zum Bauteilkatalog (Bearbeitung 2026-08-06, Folge aus #21/#35). Zuvor musste jede Verwendungsstelle einer neuen Wand einzeln von Hand gewählt werden, obwohl es für fast jede genau ein naheliegendes Produkt gibt. Zusätzlich führte der Katalog getrennte Kopplungsmuttern für Stangenstoß und Fuß, obwohl es bauteilgleich dasselbe Teil ist, und es gab eine Auswahl des Ausgangsprodukts für Sonderzuschnitte – also eine halbe Zuschnittplanung, die nach der Festlegung „Stückliste = Baustellenliste“ nicht ins Modell gehört. Nachtrag (Entscheid nach dem Fachgespräch vom 2026-09-28): Die Kopplungsmuttern am Stangenstoß werden </w:t>
+      </w:r>
+      <w:r>
+        <w:rPr>
+          <w:b/>
+          <w:bCs/>
+        </w:rPr>
+        <w:t xml:space="preserve">vorkonfektioniert</w:t>
+      </w:r>
+      <w:r>
+        <w:t xml:space="preserve"> – an die Gewindestange geklebt –, auf der Baustelle wird nur die </w:t>
+      </w:r>
+      <w:r>
+        <w:rPr>
+          <w:b/>
+          <w:bCs/>
+        </w:rPr>
+        <w:t xml:space="preserve">unterste Mutter am Bodenblech</w:t>
+      </w:r>
+      <w:r>
+        <w:t xml:space="preserve"> gesetzt. Die Baustellenliste weist die Fußmutter deshalb als eigene Position aus; Produkt, Rolle, Preis und Gesamtmenge bleiben unverändert, die Zeichnung ebenso.</w:t>
       </w:r>
     </w:p>
     <w:p>

--- a/doku/SEMBLA_Handbuch.docx
+++ b/doku/SEMBLA_Handbuch.docx
@@ -30320,7 +30320,137 @@
         <w:t xml:space="preserve">nicht erfunden</w:t>
       </w:r>
       <w:r>
-        <w:t xml:space="preserve">. Jedes Stück wird mit seiner </w:t>
+        <w:t xml:space="preserve">. </w:t>
+      </w:r>
+      <w:r>
+        <w:rPr>
+          <w:b/>
+          <w:bCs/>
+        </w:rPr>
+        <w:t xml:space="preserve">Jede Standardlänge trägt ihre eigene Farbe:</w:t>
+      </w:r>
+      <w:r>
+        <w:t xml:space="preserve"> maßgebend ist der </w:t>
+      </w:r>
+      <w:r>
+        <w:rPr>
+          <w:b/>
+          <w:bCs/>
+        </w:rPr>
+        <w:t xml:space="preserve">Rang der Länge in den Standardlängen des zugeordneten Bauteilkatalogs</w:t>
+      </w:r>
+      <w:r>
+        <w:t xml:space="preserve"> (absteigend, die längste zuerst; Produkte, die ausdrücklich nur eine andere Rolle benennen – etwa das Reststück –, zählen nicht) und </w:t>
+      </w:r>
+      <w:r>
+        <w:rPr>
+          <w:b/>
+          <w:bCs/>
+        </w:rPr>
+        <w:t xml:space="preserve">nicht</w:t>
+      </w:r>
+      <w:r>
+        <w:t xml:space="preserve"> ihr Rang in den Stücken der einzelnen Wand – dieselbe Länge trägt damit in </w:t>
+      </w:r>
+      <w:r>
+        <w:rPr>
+          <w:b/>
+          <w:bCs/>
+        </w:rPr>
+        <w:t xml:space="preserve">jeder</w:t>
+      </w:r>
+      <w:r>
+        <w:t xml:space="preserve"> Wand des Projekts und in </w:t>
+      </w:r>
+      <w:r>
+        <w:rPr>
+          <w:b/>
+          <w:bCs/>
+        </w:rPr>
+        <w:t xml:space="preserve">jeder</w:t>
+      </w:r>
+      <w:r>
+        <w:t xml:space="preserve"> Ansicht dieselbe Farbe. Längen stehen dafür </w:t>
+      </w:r>
+      <w:r>
+        <w:rPr>
+          <w:b/>
+          <w:bCs/>
+        </w:rPr>
+        <w:t xml:space="preserve">nie</w:t>
+      </w:r>
+      <w:r>
+        <w:t xml:space="preserve"> im Code: kommt eine Standardlänge in den Katalog, bekommt sie ohne Codeänderung ihre Farbe aus einer </w:t>
+      </w:r>
+      <w:r>
+        <w:rPr>
+          <w:b/>
+          <w:bCs/>
+        </w:rPr>
+        <w:t xml:space="preserve">festen, geordneten Palette</w:t>
+      </w:r>
+      <w:r>
+        <w:t xml:space="preserve"> (die längste Blau, die zweite Grün) bzw. aus deren </w:t>
+      </w:r>
+      <w:r>
+        <w:rPr>
+          <w:b/>
+          <w:bCs/>
+        </w:rPr>
+        <w:t xml:space="preserve">deterministischer Fortsetzung</w:t>
+      </w:r>
+      <w:r>
+        <w:t xml:space="preserve">, die zu allen übrigen Kennfarben und zu den bereits vergebenen Stangenfarben einen Mindestabstand hält. Ohne Katalog gilt die im Wandelement geführte Auswahl der Standardlängen, bei einem Altstand ohne Längenliste die vorhandenen Längen der Wand; eine Länge, die in der maßgebenden Folge fehlt, wird </w:t>
+      </w:r>
+      <w:r>
+        <w:rPr>
+          <w:b/>
+          <w:bCs/>
+        </w:rPr>
+        <w:t xml:space="preserve">hinten</w:t>
+      </w:r>
+      <w:r>
+        <w:t xml:space="preserve"> angehängt und verschiebt die Katalogränge nicht. </w:t>
+      </w:r>
+      <w:r>
+        <w:rPr>
+          <w:b/>
+          <w:bCs/>
+        </w:rPr>
+        <w:t xml:space="preserve">Orange bleibt allein dem Sonderzuschnitt vorbehalten</w:t>
+      </w:r>
+      <w:r>
+        <w:t xml:space="preserve">, das Reststück trägt eine </w:t>
+      </w:r>
+      <w:r>
+        <w:rPr>
+          <w:b/>
+          <w:bCs/>
+        </w:rPr>
+        <w:t xml:space="preserve">eigene dritte Farbe</w:t>
+      </w:r>
+      <w:r>
+        <w:t xml:space="preserve"> (Pink – das frühere Violett war vom Violett der Verzahnungskennzeichnung nicht unterscheidbar), und </w:t>
+      </w:r>
+      <w:r>
+        <w:rPr>
+          <w:b/>
+          <w:bCs/>
+        </w:rPr>
+        <w:t xml:space="preserve">Kopplungsmuttern</w:t>
+      </w:r>
+      <w:r>
+        <w:t xml:space="preserve"> tragen </w:t>
+      </w:r>
+      <w:r>
+        <w:rPr>
+          <w:b/>
+          <w:bCs/>
+        </w:rPr>
+        <w:t xml:space="preserve">keine</w:t>
+      </w:r>
+      <w:r>
+        <w:t xml:space="preserve"> Stangenfarbe. Jedes Stück wird mit seiner </w:t>
       </w:r>
       <w:r>
         <w:rPr>
@@ -30410,7 +30540,27 @@
         <w:t xml:space="preserve">Legende</w:t>
       </w:r>
       <w:r>
-        <w:t xml:space="preserve"> mit denselben Texten und in derselben Reihenfolge (Standardlänge, Sonderzuschnitt, Reststück); zeichnet sie – etwa bei einem Altstand ohne stuecke – nicht stückweise, entfällt die Legende ersatzlos statt eine leere oder unbelegte Legende zu zeigen. Darüber hinaus zeigt das </w:t>
+        <w:t xml:space="preserve"> mit denselben Texten und in derselben Reihenfolge – </w:t>
+      </w:r>
+      <w:r>
+        <w:rPr>
+          <w:b/>
+          <w:bCs/>
+        </w:rPr>
+        <w:t xml:space="preserve">jede gezeichnete Standardlänge mit ihrer Länge</w:t>
+      </w:r>
+      <w:r>
+        <w:t xml:space="preserve"> (etwa „Gewindestange 1050 mm“), dann Sonderzuschnitt, dann Reststück mit seiner Länge – und nennt </w:t>
+      </w:r>
+      <w:r>
+        <w:rPr>
+          <w:b/>
+          <w:bCs/>
+        </w:rPr>
+        <w:t xml:space="preserve">nur</w:t>
+      </w:r>
+      <w:r>
+        <w:t xml:space="preserve">, was im Bild bzw. Blatt auch vorkommt; zeichnet sie – etwa bei einem Altstand ohne stuecke – nicht stückweise, entfällt die Legende ersatzlos statt eine leere oder unbelegte Legende zu zeigen. Darüber hinaus zeigt das </w:t>
       </w:r>
       <w:r>
         <w:rPr>
@@ -30472,7 +30622,57 @@
         <w:spacing w:after="120" w:before="80"/>
       </w:pPr>
       <w:r>
-        <w:t xml:space="preserve">Herkunft [D-4]: ursprünglich Issue #36 als Darstellungsschlüssel allein des Zeichnungsblatts formuliert; auf Modul 1 und Modul 5 erweitert mit Issue #49 (Bearbeitung 2026-08-06). Zuvor führte jedes Modul seine Stangenfarben selbst: Modul 5 zeichnete den ganzen Strang in einer Farbe (der Zuschnitt war im Baugruppenbild also gar nicht ablesbar), Modul 1 und Modul 7 verwendeten für denselben Sonderzuschnitt verschiedene Farbwerte, und die Sonderzuschnittsfarbe war in Modul 1/5 gleichzeitig die Farbe der Spannplatte. Es fehlte die Regel, dass Stückarten EINE gemeinsame Quelle für Farbe und Klartext haben und dass Bauteil- und Zuschnittfarben getrennt bleiben.</w:t>
+        <w:t xml:space="preserve">Herkunft [D-4]: ursprünglich Issue #36 als Darstellungsschlüssel allein des Zeichnungsblatts formuliert; auf Modul 1 und Modul 5 erweitert mit Issue #49 (Bearbeitung 2026-08-06). Zuvor führte jedes Modul seine Stangenfarben selbst: Modul 5 zeichnete den ganzen Strang in einer Farbe (der Zuschnitt war im Baugruppenbild also gar nicht ablesbar), Modul 1 und Modul 7 verwendeten für denselben Sonderzuschnitt verschiedene Farbwerte, und die Sonderzuschnittsfarbe war in Modul 1/5 gleichzeitig die Farbe der Spannplatte. Es fehlte die Regel, dass Stückarten EINE gemeinsame Quelle für Farbe und Klartext haben und dass Bauteil- und Zuschnittfarben getrennt bleiben. – </w:t>
+      </w:r>
+      <w:r>
+        <w:rPr>
+          <w:b/>
+          <w:bCs/>
+        </w:rPr>
+        <w:t xml:space="preserve">Fortgeschrieben am 2026-10-07</w:t>
+      </w:r>
+      <w:r>
+        <w:t xml:space="preserve"> (Entscheidung Tibor): bis dahin trugen </w:t>
+      </w:r>
+      <w:r>
+        <w:rPr>
+          <w:b/>
+          <w:bCs/>
+        </w:rPr>
+        <w:t xml:space="preserve">alle</w:t>
+      </w:r>
+      <w:r>
+        <w:t xml:space="preserve"> Standardlängen dieselbe Farbe, sodass 1050 mm und 820 mm im Bild nicht zu unterscheiden waren, und die Legende nannte die Stangenarten auch dann, wenn sie gar nicht gezeichnet waren. Neu sind die Farbe </w:t>
+      </w:r>
+      <w:r>
+        <w:rPr>
+          <w:b/>
+          <w:bCs/>
+        </w:rPr>
+        <w:t xml:space="preserve">je Standardlänge</w:t>
+      </w:r>
+      <w:r>
+        <w:t xml:space="preserve"> nach ihrem </w:t>
+      </w:r>
+      <w:r>
+        <w:rPr>
+          <w:b/>
+          <w:bCs/>
+        </w:rPr>
+        <w:t xml:space="preserve">Katalograng</w:t>
+      </w:r>
+      <w:r>
+        <w:t xml:space="preserve"> (bewusst nicht nach den Stücken der Wand, sonst wechselte dieselbe Länge je Wand die Farbe), die Legende </w:t>
+      </w:r>
+      <w:r>
+        <w:rPr>
+          <w:b/>
+          <w:bCs/>
+        </w:rPr>
+        <w:t xml:space="preserve">mit Längen und nur für Gezeichnetes</w:t>
+      </w:r>
+      <w:r>
+        <w:t xml:space="preserve"> und die neue Reststückfarbe; Sonderzuschnitt-Orange, Stückableitung, Mengen und Geometrie sind unverändert.</w:t>
       </w:r>
     </w:p>
     <w:p>

--- a/doku/SEMBLA_Handbuch.docx
+++ b/doku/SEMBLA_Handbuch.docx
@@ -2020,7 +2020,7 @@
         <w:pStyle w:val="Heading2"/>
       </w:pPr>
       <w:r>
-        <w:t xml:space="preserve">2.6 Stoßfugen &amp; Dichtstreifen</w:t>
+        <w:t xml:space="preserve">2.6 Stoßfugen &amp; Abdichtung</w:t>
       </w:r>
     </w:p>
     <w:p>
@@ -2028,7 +2028,7 @@
         <w:spacing w:after="120"/>
       </w:pPr>
       <w:r>
-        <w:t xml:space="preserve">Die vertikalen Stoßfugen zwischen Steinen werden gezählt (bom.stossfugen). Für erhöhte Anforderungen (z. B. Schallschutz) werden Dichtstreifen eingelegt – je Fuge über die </w:t>
+        <w:t xml:space="preserve">Die vertikalen Stoßfugen zwischen Steinen werden gezählt (bom.stossfugen). Für erhöhte Anforderungen (z. B. Schallschutz) wird in jede innere Stoßfuge ein Abdichtungsstreifen eingelegt – je nach gewähltem Produkt ein Dichtstreifen oder ein Gipsfaserstreifen, je Fuge über die </w:t>
       </w:r>
       <w:r>
         <w:rPr>
@@ -2046,7 +2046,7 @@
         <w:spacing w:after="120"/>
       </w:pPr>
       <w:r>
-        <w:t xml:space="preserve">Ob abgedichtet wird, ist eine Entscheidung JE WAND: es gibt abgedichtete und nicht abgedichtete Wände. Das Merkmal (wandelement.abdichtung) gehört an das Wandelement und wird in Modul 1 gewählt („abgedichtet“ oder „nicht abgedichtet“) – seit Issue #111 zusätzlich für mehrere ausgewählte Wände gemeinsam im Sammel-Editor des Geschosseditors; das ist ein zweiter Bedienort, keine zweite Quelle: beide Wege schreiben denselben Wert an dasselbe Wandelement über denselben Neuberechnungspfad. Im Übrigen führt der Geschosseditor das Merkmal beim Neuaufbau unverändert mit. Der Standard ist „nicht abgedichtet“ – auch für jede Wand ohne ausdrückliche Angabe. Vererbt wird nichts: weder Geschoss noch Projekt geben die Abdichtung vor, und ein bestehender Stand wird nie still auf „abgedichtet“ gesetzt. Die gezählten Mengen des Rechenkerns (bom.stossfugen, bom.dichtstreifen_mm) bleiben davon unberührt; die Abdichtung entscheidet allein, ob die Stückliste Dichtstreifen führt, siehe [A-6].</w:t>
+        <w:t xml:space="preserve">Ob abgedichtet wird, ist eine Entscheidung JE WAND: es gibt abgedichtete und nicht abgedichtete Wände. Das Merkmal (wandelement.abdichtung) gehört an das Wandelement und wird in Modul 1 gewählt („abgedichtet“ oder „nicht abgedichtet“) – seit Issue #111 zusätzlich für mehrere ausgewählte Wände gemeinsam im Sammel-Editor des Geschosseditors; das ist ein zweiter Bedienort, keine zweite Quelle: beide Wege schreiben denselben Wert an dasselbe Wandelement über denselben Neuberechnungspfad. Im Übrigen führt der Geschosseditor das Merkmal beim Neuaufbau unverändert mit. Der Standard ist „nicht abgedichtet“ – auch für jede Wand ohne ausdrückliche Angabe. Vererbt wird nichts: weder Geschoss noch Projekt geben die Abdichtung vor, und ein bestehender Stand wird nie still auf „abgedichtet“ gesetzt. Die gezählten Mengen des Rechenkerns (bom.stossfugen, bom.dichtstreifen_mm) bleiben davon unberührt; die Abdichtung entscheidet allein, ob die Stückliste die Stoßfugen-Abdichtung führt, siehe [A-6]. WAS in die Fugen kommt, ist keine eigene Zeile und kein eigenes Merkmal, sondern allein die Produktwahl der Verwendungsstelle „Stoßfugen-Abdichtung – Einbauposition“ (Rolle dicht_stk, gewählt in Modul 1 bzw. im Sammel-Editor): der Standardkatalog führt dafür seit Fassung v6 neben dem vorbelegten Dichtstreifen den Gipsfaserstreifen 200 × 20 × 10 mm.</w:t>
       </w:r>
     </w:p>
     <w:p>
@@ -14578,7 +14578,37 @@
         <w:t xml:space="preserve">Nur bei „abgedichtet“</w:t>
       </w:r>
       <w:r>
-        <w:t xml:space="preserve"> führt die Stückliste die beiden Dichtstreifenpositionen; sonst entfallen sie vollständig. Die gezählten Mengen des Rechenkerns bleiben in beiden Fällen unverändert – das Merkmal ändert keine Menge, sondern nur, ob daraus eine Position entsteht. Bei „abgedichtet“ gilt unverändert: bepreist wird ausschließlich die </w:t>
+        <w:t xml:space="preserve"> führt die Stückliste die beiden Positionen der Stoßfugen-Abdichtung; sonst entfallen sie vollständig. </w:t>
+      </w:r>
+      <w:r>
+        <w:rPr>
+          <w:b/>
+          <w:bCs/>
+        </w:rPr>
+        <w:t xml:space="preserve">Das Material ist eine Produktwahl, keine eigene Zeile:</w:t>
+      </w:r>
+      <w:r>
+        <w:t xml:space="preserve"> welches Produkt in die inneren Stoßfugen kommt (z. B. Dichtstreifen oder Gipsfaserstreifen), entscheidet allein die gewählte Produktzuordnung der Verwendungsstelle „Stoßfugen-Abdichtung – Einbauposition“ (dicht_stk, </w:t>
+      </w:r>
+      <w:r>
+        <w:rPr>
+          <w:b/>
+          <w:bCs/>
+        </w:rPr>
+        <w:t xml:space="preserve">[P-13]</w:t>
+      </w:r>
+      <w:r>
+        <w:t xml:space="preserve">); die Einbauposition heißt dann „Stoßfugen: ‹Produktbezeichnung›“ bei unveränderter Menge (Zahl der inneren Stoßfugen) und unveränderter Stelle in der Liste. Ohne eindeutig aufgelöstes Produkt (kein Katalog, keine oder mehrdeutige Wahl, </w:t>
+      </w:r>
+      <w:r>
+        <w:rPr>
+          <w:b/>
+          <w:bCs/>
+        </w:rPr>
+        <w:t xml:space="preserve">[P-14]</w:t>
+      </w:r>
+      <w:r>
+        <w:t xml:space="preserve">) steht die neutrale Bezeichnung „Stoßfugen-Abdichtung 20 cm“ – es wird kein Material geraten. Die Gesamtlänge heißt neutral „Stoßfugen-Abdichtung – Gesamtlänge“. Die gezählten Mengen des Rechenkerns bleiben in beiden Fällen unverändert – das Merkmal ändert keine Menge, sondern nur, ob daraus eine Position entsteht. Bei „abgedichtet“ gilt unverändert: bepreist wird ausschließlich die </w:t>
       </w:r>
       <w:r>
         <w:rPr>

--- a/doku/SEMBLA_Handbuch.docx
+++ b/doku/SEMBLA_Handbuch.docx
@@ -31522,7 +31522,107 @@
         <w:t xml:space="preserve">einen</w:t>
       </w:r>
       <w:r>
-        <w:t xml:space="preserve"> Richtung dem Maßstab und bleibt in seiner Dicke fest. Die Symbolgeometrie liegt – wie der Zuschnittschlüssel (</w:t>
+        <w:t xml:space="preserve"> Richtung dem Maßstab. </w:t>
+      </w:r>
+      <w:r>
+        <w:rPr>
+          <w:b/>
+          <w:bCs/>
+        </w:rPr>
+        <w:t xml:space="preserve">Maßstäblich</w:t>
+      </w:r>
+      <w:r>
+        <w:t xml:space="preserve"> ist seit dem 2026-10-07 auch die </w:t>
+      </w:r>
+      <w:r>
+        <w:rPr>
+          <w:b/>
+          <w:bCs/>
+        </w:rPr>
+        <w:t xml:space="preserve">Sechskantschraube am Fuß</w:t>
+      </w:r>
+      <w:r>
+        <w:t xml:space="preserve">, sobald ihre Maße vorliegen: der </w:t>
+      </w:r>
+      <w:r>
+        <w:rPr>
+          <w:b/>
+          <w:bCs/>
+        </w:rPr>
+        <w:t xml:space="preserve">Schaft</w:t>
+      </w:r>
+      <w:r>
+        <w:t xml:space="preserve"> ist so breit wie der </w:t>
+      </w:r>
+      <w:r>
+        <w:rPr>
+          <w:b/>
+          <w:bCs/>
+        </w:rPr>
+        <w:t xml:space="preserve">Gewinde-Nenndurchmesser</w:t>
+      </w:r>
+      <w:r>
+        <w:t xml:space="preserve"> des gewählten Katalogprodukts (M10 → 10 mm), der </w:t>
+      </w:r>
+      <w:r>
+        <w:rPr>
+          <w:b/>
+          <w:bCs/>
+        </w:rPr>
+        <w:t xml:space="preserve">Kopf</w:t>
+      </w:r>
+      <w:r>
+        <w:t xml:space="preserve"> so breit wie die </w:t>
+      </w:r>
+      <w:r>
+        <w:rPr>
+          <w:b/>
+          <w:bCs/>
+        </w:rPr>
+        <w:t xml:space="preserve">Schlüsselweite</w:t>
+      </w:r>
+      <w:r>
+        <w:t xml:space="preserve"> (17 mm) und so hoch wie das </w:t>
+      </w:r>
+      <w:r>
+        <w:rPr>
+          <w:b/>
+          <w:bCs/>
+        </w:rPr>
+        <w:t xml:space="preserve">Normmaß DIN 933 M10</w:t>
+      </w:r>
+      <w:r>
+        <w:t xml:space="preserve"> (7 mm) – der Kopf ist also breiter als der Schaft. Fehlt ein Katalogmaß, bleibt das betroffene Teil Symbol, der Kopf dabei immer </w:t>
+      </w:r>
+      <w:r>
+        <w:rPr>
+          <w:b/>
+          <w:bCs/>
+        </w:rPr>
+        <w:t xml:space="preserve">ganz</w:t>
+      </w:r>
+      <w:r>
+        <w:t xml:space="preserve"> (Breite und Höhe). Schraube und Kopplungsmutter tragen </w:t>
+      </w:r>
+      <w:r>
+        <w:rPr>
+          <w:b/>
+          <w:bCs/>
+        </w:rPr>
+        <w:t xml:space="preserve">eigene Kennfarben</w:t>
+      </w:r>
+      <w:r>
+        <w:t xml:space="preserve">: die Kopplungsmutter ein </w:t>
+      </w:r>
+      <w:r>
+        <w:rPr>
+          <w:b/>
+          <w:bCs/>
+        </w:rPr>
+        <w:t xml:space="preserve">kräftiges Pink</w:t>
+      </w:r>
+      <w:r>
+        <w:t xml:space="preserve">, damit sie sich klar von den Gewindestangen abhebt – unterscheidbar vom Pink des Reststücks und vom Magenta des Ausgleichspunkts –, die Schraube ein dunkles Braun. Die Symbolgeometrie liegt – wie der Zuschnittschlüssel (</w:t>
       </w:r>
       <w:r>
         <w:rPr>

--- a/doku/SEMBLA_Handbuch.docx
+++ b/doku/SEMBLA_Handbuch.docx
@@ -31934,7 +31934,37 @@
         <w:t xml:space="preserve">in die Wand</w:t>
       </w:r>
       <w:r>
-        <w:t xml:space="preserve"> hinein. Modul 5 (Baugruppenbild) ist in keinem der Issues umgestellt worden und bleibt ein benannter Nachziehpunkt (</w:t>
+        <w:t xml:space="preserve"> hinein. Modul 5 (Baugruppenbild) war in keinem dieser Issues umgestellt worden; </w:t>
+      </w:r>
+      <w:r>
+        <w:rPr>
+          <w:b/>
+          <w:bCs/>
+        </w:rPr>
+        <w:t xml:space="preserve">seit dem 2026-10-07</w:t>
+      </w:r>
+      <w:r>
+        <w:t xml:space="preserve"> zeichnet es Sechskantschraube, Kopplungsmutter, Spannplatte samt Spannmutter, die Spannmutter unter dem Kopfblech und das Einlegeblech samt Mutter mit </w:t>
+      </w:r>
+      <w:r>
+        <w:rPr>
+          <w:b/>
+          <w:bCs/>
+        </w:rPr>
+        <w:t xml:space="preserve">denselben</w:t>
+      </w:r>
+      <w:r>
+        <w:t xml:space="preserve"> Bausteinen und </w:t>
+      </w:r>
+      <w:r>
+        <w:rPr>
+          <w:b/>
+          <w:bCs/>
+        </w:rPr>
+        <w:t xml:space="preserve">denselben</w:t>
+      </w:r>
+      <w:r>
+        <w:t xml:space="preserve"> Bauteilmaßen wie Modul 1 und Modul 7, die Gewindestange maßstäblich; ein Vergleichstest prüft die drei Ausgaben gegeneinander. Deckenanschluss und Ausgleichspunkt fehlen dort weiterhin, und der Maßstab des Baugruppenbilds hängt weiter an der Bildfläche – beides bleibt benannter Nachziehpunkt (</w:t>
       </w:r>
       <w:r>
         <w:rPr>
@@ -31944,7 +31974,27 @@
         <w:t xml:space="preserve">[P-6]</w:t>
       </w:r>
       <w:r>
-        <w:t xml:space="preserve">). – </w:t>
+        <w:t xml:space="preserve">). Ebenfalls am 2026-10-07 festgehalten und </w:t>
+      </w:r>
+      <w:r>
+        <w:rPr>
+          <w:b/>
+          <w:bCs/>
+        </w:rPr>
+        <w:t xml:space="preserve">offen</w:t>
+      </w:r>
+      <w:r>
+        <w:t xml:space="preserve">: Teile </w:t>
+      </w:r>
+      <w:r>
+        <w:rPr>
+          <w:b/>
+          <w:bCs/>
+        </w:rPr>
+        <w:t xml:space="preserve">ohne</w:t>
+      </w:r>
+      <w:r>
+        <w:t xml:space="preserve"> Katalogmaß (sowie Schenkel und Strich des Einlegeblechs) sind nach dieser Regel in Papier-mm fest und deshalb – relativ zur Wand – in Modul 1 und Modul 7 verschieden groß, sobald der Blattmaßstab vom Ansichtsmaßstab abweicht; eine gleiche Größe relativ zur Wand verlangte, diese Regel zu ändern. – </w:t>
       </w:r>
       <w:r>
         <w:rPr>

--- a/doku/SEMBLA_Handbuch.docx
+++ b/doku/SEMBLA_Handbuch.docx
@@ -18907,30 +18907,90 @@
           <w:b/>
           <w:bCs/>
         </w:rPr>
-        <w:t xml:space="preserve">2026-09-14</w:t>
-      </w:r>
-      <w:r>
-        <w:t xml:space="preserve">, Issue #124): die </w:t>
-      </w:r>
-      <w:r>
-        <w:rPr>
-          <w:b/>
-          <w:bCs/>
-        </w:rPr>
-        <w:t xml:space="preserve">erste und die letzte Spannachse</w:t>
-      </w:r>
-      <w:r>
-        <w:t xml:space="preserve"> der Wand tragen </w:t>
-      </w:r>
-      <w:r>
-        <w:rPr>
-          <w:b/>
-          <w:bCs/>
-        </w:rPr>
-        <w:t xml:space="preserve">immer</w:t>
-      </w:r>
-      <w:r>
-        <w:t xml:space="preserve"> einen Deckenanschluss, und zwischen zwei </w:t>
+        <w:t xml:space="preserve">2026-10-29</w:t>
+      </w:r>
+      <w:r>
+        <w:t xml:space="preserve">, Miro R01 DA 1–DA 3): </w:t>
+      </w:r>
+      <w:r>
+        <w:rPr>
+          <w:b/>
+          <w:bCs/>
+        </w:rPr>
+        <w:t xml:space="preserve">Feld</w:t>
+      </w:r>
+      <w:r>
+        <w:t xml:space="preserve"> heißt hier das </w:t>
+      </w:r>
+      <w:r>
+        <w:rPr>
+          <w:b/>
+          <w:bCs/>
+        </w:rPr>
+        <w:t xml:space="preserve">125-mm-Rasterfeld, gezählt vom jeweiligen Wandende</w:t>
+      </w:r>
+      <w:r>
+        <w:t xml:space="preserve"> – Feld 1 ist das äußerste; die Spannachse auf Rasterindex k liegt vom linken Ende aus in Feld k+1, vom rechten in Feld N−k (N = Rasterbreite der Wand). </w:t>
+      </w:r>
+      <w:r>
+        <w:rPr>
+          <w:b/>
+          <w:bCs/>
+        </w:rPr>
+        <w:t xml:space="preserve">An beiden Wandenden</w:t>
+      </w:r>
+      <w:r>
+        <w:t xml:space="preserve"> steht </w:t>
+      </w:r>
+      <w:r>
+        <w:rPr>
+          <w:b/>
+          <w:bCs/>
+        </w:rPr>
+        <w:t xml:space="preserve">spätestens im 3. Feld</w:t>
+      </w:r>
+      <w:r>
+        <w:t xml:space="preserve"> ein Deckenanschluss (</w:t>
+      </w:r>
+      <w:r>
+        <w:rPr>
+          <w:b/>
+          <w:bCs/>
+        </w:rPr>
+        <w:t xml:space="preserve">DA 2</w:t>
+      </w:r>
+      <w:r>
+        <w:t xml:space="preserve">), und </w:t>
+      </w:r>
+      <w:r>
+        <w:rPr>
+          <w:b/>
+          <w:bCs/>
+        </w:rPr>
+        <w:t xml:space="preserve">im 1. Feld steht nie einer</w:t>
+      </w:r>
+      <w:r>
+        <w:t xml:space="preserve"> (</w:t>
+      </w:r>
+      <w:r>
+        <w:rPr>
+          <w:b/>
+          <w:bCs/>
+        </w:rPr>
+        <w:t xml:space="preserve">DA 3</w:t>
+      </w:r>
+      <w:r>
+        <w:t xml:space="preserve">) – je Ende also ein Anschluss auf einer Spannachse in </w:t>
+      </w:r>
+      <w:r>
+        <w:rPr>
+          <w:b/>
+          <w:bCs/>
+        </w:rPr>
+        <w:t xml:space="preserve">Feld 2 oder 3</w:t>
+      </w:r>
+      <w:r>
+        <w:t xml:space="preserve">. Zwischen zwei </w:t>
       </w:r>
       <w:r>
         <w:rPr>
@@ -18950,7 +19010,17 @@
         <w:t xml:space="preserve">höchstens 1125 mm</w:t>
       </w:r>
       <w:r>
-        <w:t xml:space="preserve"> (neun Rasterfelder). </w:t>
+        <w:t xml:space="preserve"> (neun Rasterfelder, </w:t>
+      </w:r>
+      <w:r>
+        <w:rPr>
+          <w:b/>
+          <w:bCs/>
+        </w:rPr>
+        <w:t xml:space="preserve">DA 1</w:t>
+      </w:r>
+      <w:r>
+        <w:t xml:space="preserve">). </w:t>
       </w:r>
       <w:r>
         <w:rPr>
@@ -18987,20 +19057,40 @@
           <w:b/>
           <w:bCs/>
         </w:rPr>
-        <w:t xml:space="preserve">Kandidat ist jede Spannachse</w:t>
-      </w:r>
-      <w:r>
-        <w:t xml:space="preserve"> der Wand, auch eine, die unter einer Staffelstufe endet – dieselbe Festlegung. – </w:t>
-      </w:r>
-      <w:r>
-        <w:rPr>
-          <w:b/>
-          <w:bCs/>
-        </w:rPr>
-        <w:t xml:space="preserve">Gewählt wird deterministisch und mit der kleinstmöglichen Punktzahl:</w:t>
-      </w:r>
-      <w:r>
-        <w:t xml:space="preserve"> von links nach rechts wird jeweils die </w:t>
+        <w:t xml:space="preserve">Kandidat ist jede Spannachse außerhalb von Feld 1</w:t>
+      </w:r>
+      <w:r>
+        <w:t xml:space="preserve">, auch eine, die unter einer Staffelstufe endet – dieselbe Festlegung. – </w:t>
+      </w:r>
+      <w:r>
+        <w:rPr>
+          <w:b/>
+          <w:bCs/>
+        </w:rPr>
+        <w:t xml:space="preserve">Gewählt wird deterministisch, in dieser Rangfolge:</w:t>
+      </w:r>
+      <w:r>
+        <w:t xml:space="preserve"> (1) je Wandende eine Achse in Feld 2–3, (2) die </w:t>
+      </w:r>
+      <w:r>
+        <w:rPr>
+          <w:b/>
+          <w:bCs/>
+        </w:rPr>
+        <w:t xml:space="preserve">kleinstmögliche Punktzahl</w:t>
+      </w:r>
+      <w:r>
+        <w:t xml:space="preserve">, (3) bei Gleichstand je Ende die </w:t>
+      </w:r>
+      <w:r>
+        <w:rPr>
+          <w:b/>
+          <w:bCs/>
+        </w:rPr>
+        <w:t xml:space="preserve">äußere</w:t>
+      </w:r>
+      <w:r>
+        <w:t xml:space="preserve"> Achse (Feld 2 vor Feld 3, links vor rechts). Zwischen den beiden Randpunkten wird von links nach rechts jeweils die </w:t>
       </w:r>
       <w:r>
         <w:rPr>
@@ -19010,27 +19100,187 @@
         <w:t xml:space="preserve">entfernteste</w:t>
       </w:r>
       <w:r>
-        <w:t xml:space="preserve"> Spannachse gesetzt, die von der zuletzt gesetzten aus noch innerhalb von 1125 mm liegt, zuletzt zwingend die letzte Achse. Eine Wand mit nur </w:t>
-      </w:r>
-      <w:r>
-        <w:rPr>
-          <w:b/>
-          <w:bCs/>
-        </w:rPr>
-        <w:t xml:space="preserve">einer</w:t>
-      </w:r>
-      <w:r>
-        <w:t xml:space="preserve"> Spannachse trägt genau </w:t>
-      </w:r>
-      <w:r>
-        <w:rPr>
-          <w:b/>
-          <w:bCs/>
-        </w:rPr>
-        <w:t xml:space="preserve">einen</w:t>
-      </w:r>
-      <w:r>
-        <w:t xml:space="preserve"> Punkt. Die Rechnung ist eine </w:t>
+        <w:t xml:space="preserve"> Spannachse gesetzt, die von der zuletzt gesetzten aus noch innerhalb von 1125 mm liegt. Die Regel arbeitet auf </w:t>
+      </w:r>
+      <w:r>
+        <w:rPr>
+          <w:b/>
+          <w:bCs/>
+        </w:rPr>
+        <w:t xml:space="preserve">beliebigen Achslagen</w:t>
+      </w:r>
+      <w:r>
+        <w:t xml:space="preserve"> und greift </w:t>
+      </w:r>
+      <w:r>
+        <w:rPr>
+          <w:b/>
+          <w:bCs/>
+        </w:rPr>
+        <w:t xml:space="preserve">nicht</w:t>
+      </w:r>
+      <w:r>
+        <w:t xml:space="preserve"> in die Spannachsenverteilung ein: steht etwa am Wandende eine Achse in Feld 1 </w:t>
+      </w:r>
+      <w:r>
+        <w:rPr>
+          <w:b/>
+          <w:bCs/>
+        </w:rPr>
+        <w:t xml:space="preserve">und</w:t>
+      </w:r>
+      <w:r>
+        <w:t xml:space="preserve"> eine in Feld 3, sitzt der Anschluss in Feld 3. – </w:t>
+      </w:r>
+      <w:r>
+        <w:rPr>
+          <w:b/>
+          <w:bCs/>
+        </w:rPr>
+        <w:t xml:space="preserve">Steht an einem Ende in Feld 2–3 keine Spannachse, wird keine erfunden:</w:t>
+      </w:r>
+      <w:r>
+        <w:t xml:space="preserve"> genommen wird die </w:t>
+      </w:r>
+      <w:r>
+        <w:rPr>
+          <w:b/>
+          <w:bCs/>
+        </w:rPr>
+        <w:t xml:space="preserve">nächste zulässige</w:t>
+      </w:r>
+      <w:r>
+        <w:t xml:space="preserve"> Achse (die dem Ende nächste außerhalb von Feld 1), und das Ende wird </w:t>
+      </w:r>
+      <w:r>
+        <w:rPr>
+          <w:b/>
+          <w:bCs/>
+        </w:rPr>
+        <w:t xml:space="preserve">sichtbar benannt</w:t>
+      </w:r>
+      <w:r>
+        <w:t xml:space="preserve"> (validation.deckenanschluss_rand, Grund „kein Anschluss in Feld 2–3“ mit dem tatsächlichen Feld; Modul 1 zeigt es als Warnung). – </w:t>
+      </w:r>
+      <w:r>
+        <w:rPr>
+          <w:b/>
+          <w:bCs/>
+        </w:rPr>
+        <w:t xml:space="preserve">Kurze Wände:</w:t>
+      </w:r>
+      <w:r>
+        <w:t xml:space="preserve"> Bei </w:t>
+      </w:r>
+      <w:r>
+        <w:rPr>
+          <w:b/>
+          <w:bCs/>
+        </w:rPr>
+        <w:t xml:space="preserve">weniger als sechs</w:t>
+      </w:r>
+      <w:r>
+        <w:t xml:space="preserve"> Feldern überlappen die Felder 2–3 der beiden Enden; </w:t>
+      </w:r>
+      <w:r>
+        <w:rPr>
+          <w:b/>
+          <w:bCs/>
+        </w:rPr>
+        <w:t xml:space="preserve">eine</w:t>
+      </w:r>
+      <w:r>
+        <w:t xml:space="preserve"> Achse im Überlapp erfüllt dann beide Enden, und es entsteht </w:t>
+      </w:r>
+      <w:r>
+        <w:rPr>
+          <w:b/>
+          <w:bCs/>
+        </w:rPr>
+        <w:t xml:space="preserve">genau ein</w:t>
+      </w:r>
+      <w:r>
+        <w:t xml:space="preserve"> Punkt (z. B. drei Felder: die mittlere Achse ist von beiden Enden Feld 2). Eine Wand mit </w:t>
+      </w:r>
+      <w:r>
+        <w:rPr>
+          <w:b/>
+          <w:bCs/>
+        </w:rPr>
+        <w:t xml:space="preserve">nur einer</w:t>
+      </w:r>
+      <w:r>
+        <w:t xml:space="preserve"> Spannachse trägt genau diesen einen Punkt, sofern die Achse nicht in Feld 1 liegt. Bei </w:t>
+      </w:r>
+      <w:r>
+        <w:rPr>
+          <w:b/>
+          <w:bCs/>
+        </w:rPr>
+        <w:t xml:space="preserve">weniger als drei</w:t>
+      </w:r>
+      <w:r>
+        <w:t xml:space="preserve"> Feldern (einzelner i2, 250 mm) ist </w:t>
+      </w:r>
+      <w:r>
+        <w:rPr>
+          <w:b/>
+          <w:bCs/>
+        </w:rPr>
+        <w:t xml:space="preserve">jedes</w:t>
+      </w:r>
+      <w:r>
+        <w:t xml:space="preserve"> Feld von einem der Enden aus Feld 1 – die Regel ist dort </w:t>
+      </w:r>
+      <w:r>
+        <w:rPr>
+          <w:b/>
+          <w:bCs/>
+        </w:rPr>
+        <w:t xml:space="preserve">unerfüllbar</w:t>
+      </w:r>
+      <w:r>
+        <w:t xml:space="preserve">: es entsteht </w:t>
+      </w:r>
+      <w:r>
+        <w:rPr>
+          <w:b/>
+          <w:bCs/>
+        </w:rPr>
+        <w:t xml:space="preserve">kein</w:t>
+      </w:r>
+      <w:r>
+        <w:t xml:space="preserve"> Punkt, und </w:t>
+      </w:r>
+      <w:r>
+        <w:rPr>
+          <w:b/>
+          <w:bCs/>
+        </w:rPr>
+        <w:t xml:space="preserve">beide</w:t>
+      </w:r>
+      <w:r>
+        <w:t xml:space="preserve"> Enden werden benannt; ein Anschluss in Feld 1 wird </w:t>
+      </w:r>
+      <w:r>
+        <w:rPr>
+          <w:b/>
+          <w:bCs/>
+        </w:rPr>
+        <w:t xml:space="preserve">nicht</w:t>
+      </w:r>
+      <w:r>
+        <w:t xml:space="preserve"> ersatzweise gesetzt (</w:t>
+      </w:r>
+      <w:r>
+        <w:rPr>
+          <w:b/>
+          <w:bCs/>
+        </w:rPr>
+        <w:t xml:space="preserve">[P-9]</w:t>
+      </w:r>
+      <w:r>
+        <w:t xml:space="preserve">). Die Rechnung ist eine </w:t>
       </w:r>
       <w:r>
         <w:rPr>
@@ -19550,7 +19800,107 @@
         <w:t xml:space="preserve">[A-26]</w:t>
       </w:r>
       <w:r>
-        <w:t xml:space="preserve">). Ein </w:t>
+        <w:t xml:space="preserve">). </w:t>
+      </w:r>
+      <w:r>
+        <w:rPr>
+          <w:b/>
+          <w:bCs/>
+        </w:rPr>
+        <w:t xml:space="preserve">Die Randfelder nach [A-26] (DA 2/DA 3) werden auch am Override geprüft, aber nicht erzwungen</w:t>
+      </w:r>
+      <w:r>
+        <w:t xml:space="preserve"> (Fassung vom </w:t>
+      </w:r>
+      <w:r>
+        <w:rPr>
+          <w:b/>
+          <w:bCs/>
+        </w:rPr>
+        <w:t xml:space="preserve">2026-10-29</w:t>
+      </w:r>
+      <w:r>
+        <w:t xml:space="preserve">): ein gesetzter Punkt in </w:t>
+      </w:r>
+      <w:r>
+        <w:rPr>
+          <w:b/>
+          <w:bCs/>
+        </w:rPr>
+        <w:t xml:space="preserve">Feld 1</w:t>
+      </w:r>
+      <w:r>
+        <w:t xml:space="preserve"> und ein Wandende </w:t>
+      </w:r>
+      <w:r>
+        <w:rPr>
+          <w:b/>
+          <w:bCs/>
+        </w:rPr>
+        <w:t xml:space="preserve">ohne</w:t>
+      </w:r>
+      <w:r>
+        <w:t xml:space="preserve"> Anschluss bis </w:t>
+      </w:r>
+      <w:r>
+        <w:rPr>
+          <w:b/>
+          <w:bCs/>
+        </w:rPr>
+        <w:t xml:space="preserve">Feld 3</w:t>
+      </w:r>
+      <w:r>
+        <w:t xml:space="preserve"> werden je Ende </w:t>
+      </w:r>
+      <w:r>
+        <w:rPr>
+          <w:b/>
+          <w:bCs/>
+        </w:rPr>
+        <w:t xml:space="preserve">benannt</w:t>
+      </w:r>
+      <w:r>
+        <w:t xml:space="preserve"> (validation.deckenanschluss_rand, in Modul 1 als Warnung) – der Punkt bleibt, wo er gesetzt ist, und es wird </w:t>
+      </w:r>
+      <w:r>
+        <w:rPr>
+          <w:b/>
+          <w:bCs/>
+        </w:rPr>
+        <w:t xml:space="preserve">nichts</w:t>
+      </w:r>
+      <w:r>
+        <w:t xml:space="preserve"> verschoben oder nachgeschoben (</w:t>
+      </w:r>
+      <w:r>
+        <w:rPr>
+          <w:b/>
+          <w:bCs/>
+        </w:rPr>
+        <w:t xml:space="preserve">[P-9]</w:t>
+      </w:r>
+      <w:r>
+        <w:t xml:space="preserve">). Die ausdrücklich </w:t>
+      </w:r>
+      <w:r>
+        <w:rPr>
+          <w:b/>
+          <w:bCs/>
+        </w:rPr>
+        <w:t xml:space="preserve">leere</w:t>
+      </w:r>
+      <w:r>
+        <w:t xml:space="preserve"> Liste („kein Deckenanschluss“) ist davon ausgenommen; die </w:t>
+      </w:r>
+      <w:r>
+        <w:rPr>
+          <w:b/>
+          <w:bCs/>
+        </w:rPr>
+        <w:t xml:space="preserve">1125-mm-Meldung</w:t>
+      </w:r>
+      <w:r>
+        <w:t xml:space="preserve"> gilt weiterhin nur dem Auto-Pfad. Ein </w:t>
       </w:r>
       <w:r>
         <w:rPr>
@@ -19682,7 +20032,17 @@
         <w:t xml:space="preserve">Verteilregel selbst trägt seit Issue #124 die Fassung vom 2026-09-14</w:t>
       </w:r>
       <w:r>
-        <w:t xml:space="preserve">: Anfangs- und Endachse immer, dazwischen höchstens 1125 mm Abstand – sie ersetzt die ursprüngliche Fassung „ein Deckenanschluss je angefangenem Meter Wandlänge, gleichmäßig über die Achsenliste“. [A-27] ist davon unberührt: ein Override sperrt die Verteilung weiterhin vollständig, und die 1125-mm-Meldung gilt ausdrücklich nur dem Auto-Pfad – die gesetzte Liste ist die Entscheidung des Planers. Mit [P-24] war bis dahin nur die Baugruppe angelegt: der Rechenkern kannte die Einbaustelle nicht, die Baugruppe blieb darum ausdrücklich unaufgelöst, und eine Anzahl ließ sich nirgends gewinnen. Nicht Gegenstand des zweiten Pakets waren die Darstellung des Symbols in Wandansicht und Zeichnung ([D-4]/[D-10], #97) – die Griffe des Editiermodus sind eine Bedienhilfe und nur bei aktivem Modus vorhanden – und die Stücklistenmenge samt der nach [P-24] nötigen Verrechnung mit der Baugruppe „Wandabschluss“; beides ist mit dem dritten Arbeitspaket zu #95 nachgezogen. Ebenso bewusst nicht: ein Verankerungs- oder Winkelnachweis; Modul 3 bleibt unverändert.</w:t>
+        <w:t xml:space="preserve">: Anfangs- und Endachse immer, dazwischen höchstens 1125 mm Abstand – sie ersetzt die ursprüngliche Fassung „ein Deckenanschluss je angefangenem Meter Wandlänge, gleichmäßig über die Achsenliste“. [A-27] ist davon unberührt: ein Override sperrt die Verteilung weiterhin vollständig, und die 1125-mm-Meldung gilt ausdrücklich nur dem Auto-Pfad – die gesetzte Liste ist die Entscheidung des Planers. – </w:t>
+      </w:r>
+      <w:r>
+        <w:rPr>
+          <w:b/>
+          <w:bCs/>
+        </w:rPr>
+        <w:t xml:space="preserve">Fassung vom 2026-10-29</w:t>
+      </w:r>
+      <w:r>
+        <w:t xml:space="preserve"> (Herkunft: Miro R01 / Felix Bauroth, 28.10.2026, Zeilen DA 2 und DA 3, Status „Übernehmen“; KKI 3 ist darin aufgegangen, KKI 1 ist obsolet und DA 1 – höchstens 1125 mm – bleibt): die frühere Vorgabe „erste und letzte Spannachse immer“ ist ersetzt durch „je Wandende ein Anschluss in Feld 2 oder 3, nie in Feld 1“. Der Override nach [A-27] wird seitdem gegen dieselben Randfelder geprüft und benannt, aber nicht korrigiert. Festgelegt wurden dabei die Rangfolge bei zwei Kandidaten je Ende (zuerst weniger Punkte, dann die äußere Achse), die Behandlung kurzer Wände und der Fall ohne Achse in Feld 2–3 (nächste zulässige Achse, benannt). Mit [P-24] war bis dahin nur die Baugruppe angelegt: der Rechenkern kannte die Einbaustelle nicht, die Baugruppe blieb darum ausdrücklich unaufgelöst, und eine Anzahl ließ sich nirgends gewinnen. Nicht Gegenstand des zweiten Pakets waren die Darstellung des Symbols in Wandansicht und Zeichnung ([D-4]/[D-10], #97) – die Griffe des Editiermodus sind eine Bedienhilfe und nur bei aktivem Modus vorhanden – und die Stücklistenmenge samt der nach [P-24] nötigen Verrechnung mit der Baugruppe „Wandabschluss“; beides ist mit dem dritten Arbeitspaket zu #95 nachgezogen. Ebenso bewusst nicht: ein Verankerungs- oder Winkelnachweis; Modul 3 bleibt unverändert.</w:t>
       </w:r>
     </w:p>
     <w:p>

--- a/doku/SEMBLA_Handbuch.docx
+++ b/doku/SEMBLA_Handbuch.docx
@@ -28851,7 +28851,17 @@
         <w:t xml:space="preserve">eingebautes Material</w:t>
       </w:r>
       <w:r>
-        <w:t xml:space="preserve">, nicht als Verschnitt. Unterhalb des Reststücks gilt die Hierarchie aus </w:t>
+        <w:t xml:space="preserve">, nicht als Verschnitt. Unterhalb des Reststücks gilt </w:t>
+      </w:r>
+      <w:r>
+        <w:rPr>
+          <w:b/>
+          <w:bCs/>
+        </w:rPr>
+        <w:t xml:space="preserve">vorrangig die feste Stangenfolge nach [Z-9]</w:t>
+      </w:r>
+      <w:r>
+        <w:t xml:space="preserve">; nur wo sie nicht passt, gilt als Rückfall die Hierarchie aus </w:t>
       </w:r>
       <w:r>
         <w:rPr>
@@ -28861,7 +28871,7 @@
         <w:t xml:space="preserve">[Z-2]</w:t>
       </w:r>
       <w:r>
-        <w:t xml:space="preserve"> unverändert: von unten immer die </w:t>
+        <w:t xml:space="preserve">: von unten immer die </w:t>
       </w:r>
       <w:r>
         <w:rPr>
@@ -29838,6 +29848,448 @@
       </w:r>
       <w:r>
         <w:t xml:space="preserve"> Aussage zur Einschraubtiefe der Spannmutter. Offen bleiben die reale Plattendicke in der mitgelieferten Standardkatalog-Vorlage und die Darstellung der realen Einbaulagen in Zeichnung und Montage (Issue #97).</w:t>
+      </w:r>
+    </w:p>
+    <w:p>
+      <w:pPr>
+        <w:pStyle w:val="ListParagraph"/>
+        <w:numPr>
+          <w:ilvl w:val="0"/>
+          <w:numId w:val="2"/>
+        </w:numPr>
+        <w:spacing w:after="60"/>
+      </w:pPr>
+      <w:r>
+        <w:rPr>
+          <w:b/>
+          <w:bCs/>
+        </w:rPr>
+        <w:t xml:space="preserve">[Z-9 · MUSS]</w:t>
+      </w:r>
+      <w:r>
+        <w:t xml:space="preserve"> </w:t>
+      </w:r>
+      <w:r>
+        <w:rPr>
+          <w:b/>
+          <w:bCs/>
+        </w:rPr>
+        <w:t xml:space="preserve">Feste Stangenfolge am Strang mit oberem Wandabschluss.</w:t>
+      </w:r>
+      <w:r>
+        <w:t xml:space="preserve"> Für ein Vorspannsegment, das an der </w:t>
+      </w:r>
+      <w:r>
+        <w:rPr>
+          <w:b/>
+          <w:bCs/>
+        </w:rPr>
+        <w:t xml:space="preserve">Wandoberkante</w:t>
+      </w:r>
+      <w:r>
+        <w:t xml:space="preserve"> endet und ein Reststück nach </w:t>
+      </w:r>
+      <w:r>
+        <w:rPr>
+          <w:b/>
+          <w:bCs/>
+        </w:rPr>
+        <w:t xml:space="preserve">[Z-6]</w:t>
+      </w:r>
+      <w:r>
+        <w:t xml:space="preserve"> trägt (das </w:t>
+      </w:r>
+      <w:r>
+        <w:rPr>
+          <w:b/>
+          <w:bCs/>
+        </w:rPr>
+        <w:t xml:space="preserve">Spannstück</w:t>
+      </w:r>
+      <w:r>
+        <w:t xml:space="preserve">), ist die Stückfolge von unten </w:t>
+      </w:r>
+      <w:r>
+        <w:rPr>
+          <w:b/>
+          <w:bCs/>
+        </w:rPr>
+        <w:t xml:space="preserve">fest</w:t>
+      </w:r>
+      <w:r>
+        <w:t xml:space="preserve">: die </w:t>
+      </w:r>
+      <w:r>
+        <w:rPr>
+          <w:b/>
+          <w:bCs/>
+        </w:rPr>
+        <w:t xml:space="preserve">größte gewählte Standardlänge</w:t>
+      </w:r>
+      <w:r>
+        <w:t xml:space="preserve"> – unten und in der Mitte, </w:t>
+      </w:r>
+      <w:r>
+        <w:rPr>
+          <w:b/>
+          <w:bCs/>
+        </w:rPr>
+        <w:t xml:space="preserve">so oft wie nötig</w:t>
+      </w:r>
+      <w:r>
+        <w:t xml:space="preserve"> –, darüber </w:t>
+      </w:r>
+      <w:r>
+        <w:rPr>
+          <w:b/>
+          <w:bCs/>
+        </w:rPr>
+        <w:t xml:space="preserve">genau ein variables Stück</w:t>
+      </w:r>
+      <w:r>
+        <w:t xml:space="preserve"> und ganz oben das Spannstück. Die Zahl der großen Stücke ist die </w:t>
+      </w:r>
+      <w:r>
+        <w:rPr>
+          <w:b/>
+          <w:bCs/>
+        </w:rPr>
+        <w:t xml:space="preserve">größte</w:t>
+      </w:r>
+      <w:r>
+        <w:t xml:space="preserve">, bei der für das variable Stück noch ein Rest </w:t>
+      </w:r>
+      <w:r>
+        <w:rPr>
+          <w:b/>
+          <w:bCs/>
+        </w:rPr>
+        <w:t xml:space="preserve">größer null</w:t>
+      </w:r>
+      <w:r>
+        <w:t xml:space="preserve"> bleibt; das variable Stück ist damit </w:t>
+      </w:r>
+      <w:r>
+        <w:rPr>
+          <w:b/>
+          <w:bCs/>
+        </w:rPr>
+        <w:t xml:space="preserve">nie länger</w:t>
+      </w:r>
+      <w:r>
+        <w:t xml:space="preserve"> als die größte Standardlänge. Entspricht es </w:t>
+      </w:r>
+      <w:r>
+        <w:rPr>
+          <w:b/>
+          <w:bCs/>
+        </w:rPr>
+        <w:t xml:space="preserve">exakt</w:t>
+      </w:r>
+      <w:r>
+        <w:t xml:space="preserve"> einer gewählten Standardlänge, ist es dieses Standardteil, sonst ein </w:t>
+      </w:r>
+      <w:r>
+        <w:rPr>
+          <w:b/>
+          <w:bCs/>
+        </w:rPr>
+        <w:t xml:space="preserve">Sonderzuschnitt</w:t>
+      </w:r>
+      <w:r>
+        <w:t xml:space="preserve"> passend zur Wandhöhe aus dem </w:t>
+      </w:r>
+      <w:r>
+        <w:rPr>
+          <w:b/>
+          <w:bCs/>
+        </w:rPr>
+        <w:t xml:space="preserve">kleinsten geeigneten</w:t>
+      </w:r>
+      <w:r>
+        <w:t xml:space="preserve"> Ausgangsprodukt (</w:t>
+      </w:r>
+      <w:r>
+        <w:rPr>
+          <w:b/>
+          <w:bCs/>
+        </w:rPr>
+        <w:t xml:space="preserve">[Z-2]</w:t>
+      </w:r>
+      <w:r>
+        <w:t xml:space="preserve">). Mit dem Standardkatalog (v4 bis v6) heißt das: </w:t>
+      </w:r>
+      <w:r>
+        <w:rPr>
+          <w:b/>
+          <w:bCs/>
+        </w:rPr>
+        <w:t xml:space="preserve">1050 mm unten, 1050 mm in der Mitte, oben ein variables Stück (bei üblichen Wandhöhen um 820 mm), Spannstück 100 mm</w:t>
+      </w:r>
+      <w:r>
+        <w:t xml:space="preserve">. Die Längen kommen </w:t>
+      </w:r>
+      <w:r>
+        <w:rPr>
+          <w:b/>
+          <w:bCs/>
+        </w:rPr>
+        <w:t xml:space="preserve">ausschließlich</w:t>
+      </w:r>
+      <w:r>
+        <w:t xml:space="preserve"> aus dem Katalog (</w:t>
+      </w:r>
+      <w:r>
+        <w:rPr>
+          <w:b/>
+          <w:bCs/>
+        </w:rPr>
+        <w:t xml:space="preserve">[Z-1]</w:t>
+      </w:r>
+      <w:r>
+        <w:t xml:space="preserve">); im Code steht keine davon. </w:t>
+      </w:r>
+      <w:r>
+        <w:rPr>
+          <w:b/>
+          <w:bCs/>
+        </w:rPr>
+        <w:t xml:space="preserve">Rangfolge:</w:t>
+      </w:r>
+      <w:r>
+        <w:t xml:space="preserve"> [Z-9] steht </w:t>
+      </w:r>
+      <w:r>
+        <w:rPr>
+          <w:b/>
+          <w:bCs/>
+        </w:rPr>
+        <w:t xml:space="preserve">über</w:t>
+      </w:r>
+      <w:r>
+        <w:t xml:space="preserve"> der Größenpräferenz aus </w:t>
+      </w:r>
+      <w:r>
+        <w:rPr>
+          <w:b/>
+          <w:bCs/>
+        </w:rPr>
+        <w:t xml:space="preserve">[Z-2]</w:t>
+      </w:r>
+      <w:r>
+        <w:t xml:space="preserve">, aber </w:t>
+      </w:r>
+      <w:r>
+        <w:rPr>
+          <w:b/>
+          <w:bCs/>
+        </w:rPr>
+        <w:t xml:space="preserve">unter</w:t>
+      </w:r>
+      <w:r>
+        <w:t xml:space="preserve"> den Baubarkeitsregeln </w:t>
+      </w:r>
+      <w:r>
+        <w:rPr>
+          <w:b/>
+          <w:bCs/>
+        </w:rPr>
+        <w:t xml:space="preserve">[Z-5]</w:t>
+      </w:r>
+      <w:r>
+        <w:t xml:space="preserve"> (Mindest-Fertigmaß) und </w:t>
+      </w:r>
+      <w:r>
+        <w:rPr>
+          <w:b/>
+          <w:bCs/>
+        </w:rPr>
+        <w:t xml:space="preserve">[Z-7]</w:t>
+      </w:r>
+      <w:r>
+        <w:t xml:space="preserve"> (kein Stoß auf einem Zwischenspannpunkt; auch die Kopplung zum Spannstück ist ein Stoß). Verletzt die feste Folge eine davon, wird sie </w:t>
+      </w:r>
+      <w:r>
+        <w:rPr>
+          <w:b/>
+          <w:bCs/>
+        </w:rPr>
+        <w:t xml:space="preserve">nicht verbogen</w:t>
+      </w:r>
+      <w:r>
+        <w:t xml:space="preserve">: es gilt unverändert </w:t>
+      </w:r>
+      <w:r>
+        <w:rPr>
+          <w:b/>
+          <w:bCs/>
+        </w:rPr>
+        <w:t xml:space="preserve">[Z-2]</w:t>
+      </w:r>
+      <w:r>
+        <w:t xml:space="preserve"> als </w:t>
+      </w:r>
+      <w:r>
+        <w:rPr>
+          <w:b/>
+          <w:bCs/>
+        </w:rPr>
+        <w:t xml:space="preserve">Rückfall</w:t>
+      </w:r>
+      <w:r>
+        <w:t xml:space="preserve">, und das Segment wird </w:t>
+      </w:r>
+      <w:r>
+        <w:rPr>
+          <w:b/>
+          <w:bCs/>
+        </w:rPr>
+        <w:t xml:space="preserve">sichtbar benannt</w:t>
+      </w:r>
+      <w:r>
+        <w:t xml:space="preserve"> (Segmentfeld stangenschema = rueckfall mit Grund, validation.stangenschema_rueckfall; Modul 1 als Warnung, Modul 7 in der Übersicht), damit es von Hand geprüft werden kann (</w:t>
+      </w:r>
+      <w:r>
+        <w:rPr>
+          <w:b/>
+          <w:bCs/>
+        </w:rPr>
+        <w:t xml:space="preserve">[P-9]</w:t>
+      </w:r>
+      <w:r>
+        <w:t xml:space="preserve">). Der Rückfall ist </w:t>
+      </w:r>
+      <w:r>
+        <w:rPr>
+          <w:b/>
+          <w:bCs/>
+        </w:rPr>
+        <w:t xml:space="preserve">kein</w:t>
+      </w:r>
+      <w:r>
+        <w:t xml:space="preserve"> Baubarkeitsausschluss und </w:t>
+      </w:r>
+      <w:r>
+        <w:rPr>
+          <w:b/>
+          <w:bCs/>
+        </w:rPr>
+        <w:t xml:space="preserve">kein</w:t>
+      </w:r>
+      <w:r>
+        <w:t xml:space="preserve"> Zuschnittkonflikt. Segmente </w:t>
+      </w:r>
+      <w:r>
+        <w:rPr>
+          <w:b/>
+          <w:bCs/>
+        </w:rPr>
+        <w:t xml:space="preserve">ohne</w:t>
+      </w:r>
+      <w:r>
+        <w:t xml:space="preserve"> Oberkantenbezug (Brüstung, Sturz) und Segmente </w:t>
+      </w:r>
+      <w:r>
+        <w:rPr>
+          <w:b/>
+          <w:bCs/>
+        </w:rPr>
+        <w:t xml:space="preserve">ohne</w:t>
+      </w:r>
+      <w:r>
+        <w:t xml:space="preserve"> gewähltes Spannstück sind </w:t>
+      </w:r>
+      <w:r>
+        <w:rPr>
+          <w:b/>
+          <w:bCs/>
+        </w:rPr>
+        <w:t xml:space="preserve">nicht</w:t>
+      </w:r>
+      <w:r>
+        <w:t xml:space="preserve"> betroffen; dort bleibt die Zerlegung bit-genau die von [Z-2] bzw. [Z-6]. Stückliste, Kopplungsmuttern (</w:t>
+      </w:r>
+      <w:r>
+        <w:rPr>
+          <w:b/>
+          <w:bCs/>
+        </w:rPr>
+        <w:t xml:space="preserve">[P-18]</w:t>
+      </w:r>
+      <w:r>
+        <w:t xml:space="preserve">) und Darstellungsschlüssel (</w:t>
+      </w:r>
+      <w:r>
+        <w:rPr>
+          <w:b/>
+          <w:bCs/>
+        </w:rPr>
+        <w:t xml:space="preserve">[D-4]</w:t>
+      </w:r>
+      <w:r>
+        <w:t xml:space="preserve">) lesen weiterhin ausschließlich die Stückfolge des Segments (</w:t>
+      </w:r>
+      <w:r>
+        <w:rPr>
+          <w:b/>
+          <w:bCs/>
+        </w:rPr>
+        <w:t xml:space="preserve">[Z-3]</w:t>
+      </w:r>
+      <w:r>
+        <w:t xml:space="preserve">) und bleiben damit konsistent.</w:t>
+      </w:r>
+    </w:p>
+    <w:p>
+      <w:pPr>
+        <w:pBdr>
+          <w:left w:val="single" w:color="E0B400" w:sz="18" w:space="6"/>
+        </w:pBdr>
+        <w:shd w:fill="FFF8E6" w:val="clear"/>
+        <w:spacing w:after="120" w:before="80"/>
+      </w:pPr>
+      <w:r>
+        <w:t xml:space="preserve">Herkunft [Z-9]: Miro-Board „SEMBLA-Suite“, Tabelle „Gegenüberstellung R01“, Zeile GS / To-do R02, Status „Übernehmen“ – Felix Bauroth, 28.10.2026: „Gewindestangenlängen fix definieren: unten 1050 fix, Mitte 1050 fix, oben ca. 820 variabel (abhängig von der gesamten Wandhöhe), Spannstück 100 fix.“ Zuvor füllte [Z-2] auch unterhalb des Spannstücks gierig mit der größten, dann der nächstkleineren Länge auf; dabei entstand z. B. bei 1,0 m Wandhöhe ein Kurzstück unter 200 mm. Annahmen dieser Fassung (offen zur Bestätigung): bei höheren Wänden </w:t>
+      </w:r>
+      <w:r>
+        <w:rPr>
+          <w:b/>
+          <w:bCs/>
+        </w:rPr>
+        <w:t xml:space="preserve">so viele 1050-mm-Stücke wie nötig</w:t>
+      </w:r>
+      <w:r>
+        <w:t xml:space="preserve">; bei niedrigen Wänden kann die Zahl der festen Stücke </w:t>
+      </w:r>
+      <w:r>
+        <w:rPr>
+          <w:b/>
+          <w:bCs/>
+        </w:rPr>
+        <w:t xml:space="preserve">null oder eins</w:t>
+      </w:r>
+      <w:r>
+        <w:t xml:space="preserve"> sein; das variable Stück darf </w:t>
+      </w:r>
+      <w:r>
+        <w:rPr>
+          <w:b/>
+          <w:bCs/>
+        </w:rPr>
+        <w:t xml:space="preserve">länger als 820 mm</w:t>
+      </w:r>
+      <w:r>
+        <w:t xml:space="preserve"> sein (bis zur größten Standardlänge). Bekannter Rückfall: Wände mit </w:t>
+      </w:r>
+      <w:r>
+        <w:rPr>
+          <w:b/>
+          <w:bCs/>
+        </w:rPr>
+        <w:t xml:space="preserve">2,2 m</w:t>
+      </w:r>
+      <w:r>
+        <w:t xml:space="preserve"> Höhe (RWA) – dort bliebe für das variable Stück nur ein Rest unter 200 mm; sie werden nach [Z-2] kombiniert und benannt, Felix passt sie von Hand an. Die Grundsatzfrage dazu ist an das Refactoring verwiesen.</w:t>
       </w:r>
     </w:p>
     <w:p>

--- a/doku/SEMBLA_Handbuch.docx
+++ b/doku/SEMBLA_Handbuch.docx
@@ -13890,7 +13890,37 @@
         <w:t xml:space="preserve">nicht</w:t>
       </w:r>
       <w:r>
-        <w:t xml:space="preserve"> zum Baubarkeitsausschluss und wird nie still korrigiert – die Sonderkonstruktion ist eine bewusste Anwenderentscheidung. Im Auto-Pfad ist die Liste konstruktionsbedingt leer und dient als Selbstkontrolle.</w:t>
+        <w:t xml:space="preserve"> zum Baubarkeitsausschluss und wird nie still korrigiert – die Sonderkonstruktion ist eine bewusste Anwenderentscheidung. Im Auto-Pfad ist die Liste konstruktionsbedingt leer und dient als Selbstkontrolle. </w:t>
+      </w:r>
+      <w:r>
+        <w:rPr>
+          <w:b/>
+          <w:bCs/>
+        </w:rPr>
+        <w:t xml:space="preserve">Bedienung und Hinweis (Felix Bauroth, 29.10.2026):</w:t>
+      </w:r>
+      <w:r>
+        <w:t xml:space="preserve"> Beim ersten Bearbeiten in Modul 1 werden die automatisch verteilten Achsen als Startliste übernommen; ab dann gelten nur noch die gesetzten Achsen, und das Tool ändert sie nicht mehr, bis „Zurück zu Auto“ den Override zurücknimmt. Eine solche Wand zeigt das im </w:t>
+      </w:r>
+      <w:r>
+        <w:rPr>
+          <w:b/>
+          <w:bCs/>
+        </w:rPr>
+        <w:t xml:space="preserve">Planungstool gut sichtbar</w:t>
+      </w:r>
+      <w:r>
+        <w:t xml:space="preserve"> an – in Modul 1 als Kennzeichnung „Spannachsen manuell“ mit der Zahl der Achsen samt Hinweis auf die abgeschaltete Verteilung und die [V-2]-Befunde, in der Wandliste des Geschosseditors als Kennzeichnung je Wand. Der Hinweis ist reine Anzeige aus prestress.columns_grid und steht </w:t>
+      </w:r>
+      <w:r>
+        <w:rPr>
+          <w:b/>
+          <w:bCs/>
+        </w:rPr>
+        <w:t xml:space="preserve">nicht</w:t>
+      </w:r>
+      <w:r>
+        <w:t xml:space="preserve"> auf dem Zeichnungsblatt (Planexport: noch zu klären).</w:t>
       </w:r>
     </w:p>
     <w:p>
